--- a/CurricullumZem_EN.docx
+++ b/CurricullumZem_EN.docx
@@ -60,7 +60,7 @@
                 <w:color w:val="444B57"/>
                 <w:sz w:val="19"/>
               </w:rPr>
-              <w:t>Piracicaba/SP  |  (19) 98885-1929 (WhatsApp)</w:t>
+              <w:t>Piracicaba/SP  |  (19) 99985-1929 (WhatsApp)</w:t>
             </w:r>
           </w:p>
           <w:p>

--- a/CurricullumZem_EN.docx
+++ b/CurricullumZem_EN.docx
@@ -2,1017 +2,1198 @@
 <file path=word/document.xml><?xml version="1.0" encoding="utf-8"?>
 <w:document xmlns:wpc="http://schemas.microsoft.com/office/word/2010/wordprocessingCanvas" xmlns:mo="http://schemas.microsoft.com/office/mac/office/2008/main" xmlns:mc="http://schemas.openxmlformats.org/markup-compatibility/2006" xmlns:mv="urn:schemas-microsoft-com:mac:vml" xmlns:o="urn:schemas-microsoft-com:office:office" xmlns:r="http://schemas.openxmlformats.org/officeDocument/2006/relationships" xmlns:m="http://schemas.openxmlformats.org/officeDocument/2006/math" xmlns:v="urn:schemas-microsoft-com:vml" xmlns:wp14="http://schemas.microsoft.com/office/word/2010/wordprocessingDrawing" xmlns:wp="http://schemas.openxmlformats.org/drawingml/2006/wordprocessingDrawing" xmlns:w10="urn:schemas-microsoft-com:office:word" xmlns:w="http://schemas.openxmlformats.org/wordprocessingml/2006/main" xmlns:w14="http://schemas.microsoft.com/office/word/2010/wordml" xmlns:wpg="http://schemas.microsoft.com/office/word/2010/wordprocessingGroup" xmlns:wpi="http://schemas.microsoft.com/office/word/2010/wordprocessingInk" xmlns:wne="http://schemas.microsoft.com/office/word/2006/wordml" xmlns:wps="http://schemas.microsoft.com/office/word/2010/wordprocessingShape" mc:Ignorable="w14 wp14">
   <w:body>
-    <w:tbl>
-      <w:tblPr>
-        <w:tblW w:type="auto" w:w="0"/>
-        <w:tblLook w:firstColumn="1" w:firstRow="1" w:lastColumn="0" w:lastRow="0" w:noHBand="0" w:noVBand="1" w:val="04A0"/>
-        <w:tblBorders>
-          <w:top w:val="none"/>
-          <w:left w:val="none"/>
-          <w:bottom w:val="none"/>
-          <w:right w:val="none"/>
-          <w:insideH w:val="none"/>
-          <w:insideV w:val="none"/>
-        </w:tblBorders>
-      </w:tblPr>
-      <w:tblGrid>
-        <w:gridCol w:w="7654"/>
-        <w:gridCol w:w="1984"/>
-      </w:tblGrid>
-      <w:tr>
-        <w:tc>
-          <w:tcPr>
-            <w:tcW w:type="dxa" w:w="5100"/>
-            <w:vAlign w:val="center"/>
-          </w:tcPr>
-          <w:p>
-            <w:pPr>
-              <w:spacing w:after="0"/>
-            </w:pPr>
-            <w:r>
-              <w:rPr>
-                <w:b/>
-                <w:color w:val="1F2A44"/>
-                <w:sz w:val="44"/>
-              </w:rPr>
-              <w:t>MATHEUS LAJARIN ZEM</w:t>
-            </w:r>
-          </w:p>
-          <w:p>
-            <w:pPr>
-              <w:spacing w:after="80"/>
-            </w:pPr>
-            <w:r>
-              <w:rPr>
-                <w:b/>
-                <w:color w:val="2E6BE6"/>
-                <w:sz w:val="22"/>
-              </w:rPr>
-              <w:t>Full Stack Developer</w:t>
-            </w:r>
-          </w:p>
-          <w:p>
-            <w:pPr>
-              <w:spacing w:after="0"/>
-            </w:pPr>
-            <w:r>
-              <w:rPr>
-                <w:color w:val="444B57"/>
-                <w:sz w:val="19"/>
-              </w:rPr>
-              <w:t>Piracicaba/SP  |  (19) 99985-1929 (WhatsApp)</w:t>
-            </w:r>
-          </w:p>
-          <w:p>
-            <w:pPr>
-              <w:spacing w:after="0"/>
-            </w:pPr>
-            <w:r>
-              <w:rPr>
-                <w:color w:val="444B57"/>
-                <w:sz w:val="19"/>
-              </w:rPr>
-              <w:t>matheuslajazem@gmail.com</w:t>
-            </w:r>
-          </w:p>
-          <w:p>
-            <w:pPr>
-              <w:spacing w:after="0"/>
-            </w:pPr>
-            <w:r>
-              <w:rPr>
-                <w:color w:val="444B57"/>
-                <w:sz w:val="19"/>
-              </w:rPr>
-              <w:t>linkedin.com/in/matheus-lajarin-zem-17b39b289</w:t>
-            </w:r>
-          </w:p>
-          <w:p>
-            <w:pPr>
-              <w:spacing w:after="0"/>
-            </w:pPr>
-            <w:r>
-              <w:rPr>
-                <w:color w:val="444B57"/>
-                <w:sz w:val="19"/>
-              </w:rPr>
-              <w:t>github.com/MatheusZem12</w:t>
-            </w:r>
-          </w:p>
-        </w:tc>
-        <w:tc>
-          <w:tcPr>
-            <w:tcW w:type="dxa" w:w="5100"/>
-            <w:vAlign w:val="center"/>
-          </w:tcPr>
-          <w:p>
-            <w:pPr>
-              <w:jc w:val="right"/>
-            </w:pPr>
-            <w:r>
-              <w:drawing>
-                <wp:inline xmlns:a="http://schemas.openxmlformats.org/drawingml/2006/main" xmlns:pic="http://schemas.openxmlformats.org/drawingml/2006/picture">
-                  <wp:extent cx="1152000" cy="1375689"/>
-                  <wp:docPr id="1" name="Picture 1"/>
-                  <wp:cNvGraphicFramePr>
-                    <a:graphicFrameLocks noChangeAspect="1"/>
-                  </wp:cNvGraphicFramePr>
-                  <a:graphic>
-                    <a:graphicData uri="http://schemas.openxmlformats.org/drawingml/2006/picture">
-                      <pic:pic>
-                        <pic:nvPicPr>
-                          <pic:cNvPr id="0" name="foto_zem.png"/>
-                          <pic:cNvPicPr/>
-                        </pic:nvPicPr>
-                        <pic:blipFill>
-                          <a:blip r:embed="rId9"/>
-                          <a:stretch>
-                            <a:fillRect/>
-                          </a:stretch>
-                        </pic:blipFill>
-                        <pic:spPr>
-                          <a:xfrm>
-                            <a:off x="0" y="0"/>
-                            <a:ext cx="1152000" cy="1375689"/>
-                          </a:xfrm>
-                          <a:prstGeom prst="rect"/>
-                        </pic:spPr>
-                      </pic:pic>
-                    </a:graphicData>
-                  </a:graphic>
-                </wp:inline>
-              </w:drawing>
-            </w:r>
-          </w:p>
-        </w:tc>
-      </w:tr>
-    </w:tbl>
     <w:p>
       <w:pPr>
-        <w:spacing w:before="200" w:after="60"/>
+        <w:spacing w:before="0" w:after="40" w:line="240" w:lineRule="auto"/>
+        <w:jc w:val="center"/>
+      </w:pPr>
+      <w:r>
+        <w:rPr>
+          <w:b/>
+          <w:color w:val="000000"/>
+          <w:sz w:val="32"/>
+        </w:rPr>
+        <w:t>MATHEUS LAJARIN ZEM</w:t>
+      </w:r>
+    </w:p>
+    <w:p>
+      <w:pPr>
+        <w:spacing w:before="0" w:after="40" w:line="240" w:lineRule="auto"/>
+        <w:jc w:val="center"/>
+      </w:pPr>
+      <w:r>
+        <w:rPr>
+          <w:b/>
+          <w:color w:val="1D4ED8"/>
+          <w:sz w:val="24"/>
+        </w:rPr>
+        <w:t>Mid-level Full Stack Developer · Java · Spring · Angular</w:t>
+      </w:r>
+    </w:p>
+    <w:p>
+      <w:pPr>
+        <w:spacing w:before="0" w:after="0" w:line="240" w:lineRule="auto"/>
+        <w:jc w:val="center"/>
+      </w:pPr>
+      <w:r>
+        <w:rPr>
+          <w:b w:val="0"/>
+          <w:color w:val="444444"/>
+          <w:sz w:val="22"/>
+        </w:rPr>
+        <w:t>Piracicaba/SP · +55 (19) 99985-1929 (WhatsApp) · matheuslajazem@gmail.com</w:t>
+      </w:r>
+    </w:p>
+    <w:p>
+      <w:pPr>
+        <w:spacing w:before="0" w:after="0" w:line="240" w:lineRule="auto"/>
+        <w:jc w:val="center"/>
+      </w:pPr>
+      <w:r>
+        <w:rPr>
+          <w:b w:val="0"/>
+          <w:color w:val="444444"/>
+          <w:sz w:val="22"/>
+        </w:rPr>
+        <w:t>linkedin.com/in/matheus-lajarin-zem-17b39b289 · github.com/MatheusZem12</w:t>
+      </w:r>
+    </w:p>
+    <w:p>
+      <w:pPr>
+        <w:spacing w:before="280" w:after="80" w:line="240" w:lineRule="auto"/>
+        <w:jc w:val="left"/>
         <w:pBdr>
-          <w:bottom w:val="single" w:sz="6" w:space="2" w:color="2E6BE6"/>
+          <w:bottom w:val="single" w:sz="6" w:space="2" w:color="1D4ED8"/>
         </w:pBdr>
       </w:pPr>
       <w:r>
         <w:rPr>
-          <w:rFonts w:ascii="Calibri" w:hAnsi="Calibri"/>
           <w:b/>
-          <w:color w:val="1F2A44"/>
-          <w:sz w:val="23"/>
+          <w:color w:val="1D4ED8"/>
+          <w:sz w:val="24"/>
         </w:rPr>
         <w:t>PROFESSIONAL SUMMARY</w:t>
       </w:r>
     </w:p>
     <w:p>
       <w:pPr>
-        <w:spacing w:after="40"/>
+        <w:spacing w:after="80"/>
       </w:pPr>
       <w:r>
-        <w:t>Full Stack Developer who delivers end to end — from the data model and the API to the frontend, infrastructure and production deployment. Computer Engineering student, working both on large-scale enterprise products and on complete personal projects.</w:t>
+        <w:rPr>
+          <w:b w:val="0"/>
+          <w:sz w:val="24"/>
+        </w:rPr>
+        <w:t>Full Stack Developer working end to end: data modeling, APIs, microservices, frontend, CI/CD and production operations. Corporate experience in the agribusiness ecosystem (TOTVS PIMS ERP), across two microservice product lines (Spring Boot 3, Spring Cloud Gateway, Eureka, OpenFeign) with mission-critical integrations — SAP, TOTVS Protheus, B2B platforms and industrial hardware — on Oracle, SQL Server and PostgreSQL databases.</w:t>
       </w:r>
     </w:p>
     <w:p>
       <w:pPr>
-        <w:spacing w:after="40"/>
+        <w:spacing w:after="80"/>
       </w:pPr>
       <w:r>
-        <w:t>I value professional quality: code versioned in a DEV/HMG/PRD workflow, controlled database migrations, CI/CD pipelines, staging environments before production, and security (JWT authentication and encryption of sensitive data). I have real flexibility with technologies and choose the right tool for each need — I started solid in Java/Spring, adopted Python when the problem called for productivity and a data/automation ecosystem, and moved to Go (Golang) when the focus was performance and runtime simplicity. I learn and switch stacks to fit the problem, not the other way around.</w:t>
+        <w:rPr>
+          <w:b w:val="0"/>
+          <w:sz w:val="24"/>
+        </w:rPr>
+        <w:t xml:space="preserve">In parallel, I design, build and </w:t>
+      </w:r>
+      <w:r>
+        <w:rPr>
+          <w:b/>
+          <w:sz w:val="24"/>
+        </w:rPr>
+        <w:t>operate my own products in production</w:t>
+      </w:r>
+      <w:r>
+        <w:rPr>
+          <w:b w:val="0"/>
+          <w:sz w:val="24"/>
+        </w:rPr>
+        <w:t>: a Linux VPS hosts three Spring Boot backends in Docker, with a GitHub Actions → GHCR → Watchtower pipeline (pull-based deployment), Cloudflare Tunnel at the edge, and real DEV/STAGING/PROD environments. Focus on verifiable engineering: versioned Flyway migrations, testing with JUnit, Testcontainers, Playwright and Vitest, and security with JWT, OAuth2, 2FA, AES-GCM encryption and rate limiting.</w:t>
       </w:r>
     </w:p>
     <w:p>
       <w:pPr>
-        <w:spacing w:after="40"/>
+        <w:spacing w:after="80"/>
       </w:pPr>
       <w:r>
-        <w:t>I incorporate AI assistants (KIMI and Claude) simultaneously into my development workflow — speeding up coding, code review, debugging and architecture decisions, always validating the result.</w:t>
+        <w:rPr>
+          <w:b w:val="0"/>
+          <w:sz w:val="24"/>
+        </w:rPr>
+        <w:t>Knowledge of messaging (RabbitMQ) and hands-on use of asynchronous patterns: domain events, polling-based task queues, scheduled jobs and virtual threads. I use AI assistants (Claude and KIMI) as pair programmers — coding, review, debugging and architecture — always validating the results.</w:t>
       </w:r>
     </w:p>
     <w:p>
       <w:pPr>
-        <w:spacing w:before="200" w:after="60"/>
+        <w:spacing w:before="280" w:after="80" w:line="240" w:lineRule="auto"/>
+        <w:jc w:val="left"/>
         <w:pBdr>
-          <w:bottom w:val="single" w:sz="6" w:space="2" w:color="2E6BE6"/>
+          <w:bottom w:val="single" w:sz="6" w:space="2" w:color="1D4ED8"/>
         </w:pBdr>
       </w:pPr>
       <w:r>
         <w:rPr>
-          <w:rFonts w:ascii="Calibri" w:hAnsi="Calibri"/>
           <w:b/>
-          <w:color w:val="1F2A44"/>
-          <w:sz w:val="23"/>
+          <w:color w:val="1D4ED8"/>
+          <w:sz w:val="24"/>
         </w:rPr>
         <w:t>PROFESSIONAL EXPERIENCE</w:t>
       </w:r>
     </w:p>
     <w:p>
       <w:pPr>
-        <w:spacing w:before="120" w:after="0"/>
+        <w:spacing w:before="200" w:after="40" w:line="240" w:lineRule="auto"/>
+        <w:jc w:val="left"/>
       </w:pPr>
       <w:r>
         <w:rPr>
           <w:b/>
-          <w:color w:val="1F2A44"/>
-          <w:sz w:val="21"/>
+          <w:sz w:val="24"/>
         </w:rPr>
+        <w:t>TOTVS (agribusiness sector) — Mid-level Full Stack Developer (Contractor)</w:t>
       </w:r>
       <w:r>
         <w:rPr>
           <w:i/>
-          <w:color w:val="6B7280"/>
-          <w:sz w:val="19"/>
+          <w:color w:val="444444"/>
+          <w:sz w:val="22"/>
         </w:rPr>
-      </w:r>
-      <w:r>
-        <w:rPr>
-          <w:b/>
-          <w:color w:val="1F2A44"/>
-          <w:sz w:val="21"/>
-        </w:rPr>
-      </w:r>
-      <w:r>
-        <w:rPr>
-          <w:b/>
-          <w:color w:val="1F2A44"/>
-          <w:sz w:val="21"/>
-        </w:rPr>
-        <w:t>TOTVS — Mid-Level Full Stack Developer (B2B Contractor)   Nov 2024 – present</w:t>
+        <w:t xml:space="preserve">   Nov 2024 – present</w:t>
       </w:r>
     </w:p>
     <w:p>
       <w:pPr>
-        <w:spacing w:after="40"/>
+        <w:spacing w:after="80"/>
       </w:pPr>
       <w:r>
-        <w:t>Development and maintenance of management platforms for the agro-industrial sector built on a microservices architecture (Spring Boot, Spring Cloud Gateway and Eureka) with Angular web portals and PostgreSQL.</w:t>
+        <w:rPr>
+          <w:b w:val="0"/>
+          <w:sz w:val="24"/>
+        </w:rPr>
+        <w:t>Development and maintenance of agribusiness management platforms — costs, cash flow, materials, suppliers, weighing/scales, industrial production and harvest optimization — in a microservices architecture integrated with the PIMS ERP.</w:t>
       </w:r>
     </w:p>
     <w:p>
       <w:pPr>
         <w:pStyle w:val="ListBullet"/>
-        <w:spacing w:after="20"/>
-        <w:ind w:left="283"/>
+        <w:spacing w:line="360" w:lineRule="auto" w:after="40"/>
+        <w:ind w:left="425"/>
+        <w:jc w:val="both"/>
       </w:pPr>
       <w:r>
         <w:rPr>
           <w:b/>
-          <w:color w:val="1F2A44"/>
+          <w:sz w:val="24"/>
         </w:rPr>
         <w:t xml:space="preserve">Microservices: </w:t>
       </w:r>
       <w:r>
         <w:rPr>
-          <w:color w:val="444B57"/>
+          <w:b w:val="0"/>
+          <w:sz w:val="24"/>
         </w:rPr>
-        <w:t>Work on systems composed of dozens of microservices for managing costs, cash flow, materials, suppliers, weighing/scale and production processes.</w:t>
+        <w:t>work on two product lines totaling ~30 Spring Boot 3 services (Java 17/21), with two gateway patterns — Spring Cloud Gateway with static routes + OpenFeign in one line, and Gateway + Netflix Eureka (service discovery, 13 routes) in the other; observability with Actuator and Prometheus.</w:t>
       </w:r>
     </w:p>
     <w:p>
       <w:pPr>
         <w:pStyle w:val="ListBullet"/>
-        <w:spacing w:after="20"/>
-        <w:ind w:left="283"/>
+        <w:spacing w:line="360" w:lineRule="auto" w:after="40"/>
+        <w:ind w:left="425"/>
+        <w:jc w:val="both"/>
       </w:pPr>
       <w:r>
         <w:rPr>
           <w:b/>
-          <w:color w:val="1F2A44"/>
+          <w:sz w:val="24"/>
         </w:rPr>
-        <w:t xml:space="preserve">APIs &amp; integrations: </w:t>
+        <w:t xml:space="preserve">Mission-critical integrations: </w:t>
       </w:r>
       <w:r>
         <w:rPr>
-          <w:color w:val="444B57"/>
+          <w:b w:val="0"/>
+          <w:sz w:val="24"/>
         </w:rPr>
-        <w:t>Development of REST APIs, service-to-service integrations and integration interfaces with external systems and client ERPs.</w:t>
+        <w:t>SAP connector (contracts, invoices, weighings, provisions and costs), PIMS ↔ TOTVS Protheus interfaces, CIB2B procurement platform, Milvus helpdesk (REST API + RPA with Selenium) and Toledo industrial scale reading over raw TCP socket.</w:t>
       </w:r>
     </w:p>
     <w:p>
       <w:pPr>
         <w:pStyle w:val="ListBullet"/>
-        <w:spacing w:after="20"/>
-        <w:ind w:left="283"/>
+        <w:spacing w:line="360" w:lineRule="auto" w:after="40"/>
+        <w:ind w:left="425"/>
+        <w:jc w:val="both"/>
       </w:pPr>
       <w:r>
         <w:rPr>
           <w:b/>
-          <w:color w:val="1F2A44"/>
+          <w:sz w:val="24"/>
         </w:rPr>
-        <w:t xml:space="preserve">Database: </w:t>
+        <w:t xml:space="preserve">Multi-database: </w:t>
       </w:r>
       <w:r>
         <w:rPr>
-          <w:color w:val="444B57"/>
+          <w:b w:val="0"/>
+          <w:sz w:val="24"/>
         </w:rPr>
-        <w:t>Modeling, table creation and PostgreSQL query optimization for performance and operational stability.</w:t>
+        <w:t>PostgreSQL in the products, Oracle in the PIMS ERP and SQL Server in PIMS Multicultivo — data modeling, query optimization and scheduled synchronization jobs between ERP and products.</w:t>
       </w:r>
     </w:p>
     <w:p>
       <w:pPr>
         <w:pStyle w:val="ListBullet"/>
-        <w:spacing w:after="20"/>
-        <w:ind w:left="283"/>
+        <w:spacing w:line="360" w:lineRule="auto" w:after="40"/>
+        <w:ind w:left="425"/>
+        <w:jc w:val="both"/>
       </w:pPr>
       <w:r>
         <w:rPr>
           <w:b/>
-          <w:color w:val="1F2A44"/>
+          <w:sz w:val="24"/>
         </w:rPr>
-        <w:t xml:space="preserve">Quality &amp; versioning: </w:t>
+        <w:t xml:space="preserve">Legacy modernization: </w:t>
       </w:r>
       <w:r>
         <w:rPr>
-          <w:color w:val="444B57"/>
+          <w:b w:val="0"/>
+          <w:sz w:val="24"/>
         </w:rPr>
-        <w:t>Debugging and tuning of services, APIs and integrations, ensuring stability in the client environment; version control with Git in a DEV / HMG / PRD workflow.</w:t>
+        <w:t>rewriting Java 8 / Spring Boot 2 integrations (WAR on Tomcat) to Java 17/21 / Spring Boot 3, and contributing to the evolution of a legacy product (Angular 8 → Angular 19).</w:t>
       </w:r>
     </w:p>
     <w:p>
       <w:pPr>
-        <w:spacing w:before="120" w:after="0"/>
+        <w:pStyle w:val="ListBullet"/>
+        <w:spacing w:line="360" w:lineRule="auto" w:after="40"/>
+        <w:ind w:left="425"/>
+        <w:jc w:val="both"/>
       </w:pPr>
       <w:r>
         <w:rPr>
           <w:b/>
-          <w:color w:val="1F2A44"/>
-          <w:sz w:val="21"/>
+          <w:sz w:val="24"/>
+        </w:rPr>
+        <w:t xml:space="preserve">Frontend: </w:t>
+      </w:r>
+      <w:r>
+        <w:rPr>
+          <w:b w:val="0"/>
+          <w:sz w:val="24"/>
+        </w:rPr>
+        <w:t>Angular 17–20 portals (PrimeNG, TailwindCSS, ECharts/Chart.js, i18n), including Angular 20 with SSR; maintenance of a livestock management product in Python/Django REST + Vue 3 supporting Oracle, SQL Server and PostgreSQL simultaneously.</w:t>
+      </w:r>
+    </w:p>
+    <w:p>
+      <w:pPr>
+        <w:pStyle w:val="ListBullet"/>
+        <w:spacing w:line="360" w:lineRule="auto" w:after="40"/>
+        <w:ind w:left="425"/>
+        <w:jc w:val="both"/>
+      </w:pPr>
+      <w:r>
+        <w:rPr>
+          <w:b/>
+          <w:sz w:val="24"/>
+        </w:rPr>
+        <w:t xml:space="preserve">CI/CD: </w:t>
+      </w:r>
+      <w:r>
+        <w:rPr>
+          <w:b w:val="0"/>
+          <w:sz w:val="24"/>
+        </w:rPr>
+        <w:t>GitHub Actions pipelines deploying the portal to Azure Static Web Apps across 3 environments; DEV/STAGING/PROD Git flow.</w:t>
+      </w:r>
+    </w:p>
+    <w:p>
+      <w:pPr>
+        <w:spacing w:before="200" w:after="40" w:line="240" w:lineRule="auto"/>
+        <w:jc w:val="left"/>
+      </w:pPr>
+      <w:r>
+        <w:rPr>
+          <w:b/>
+          <w:sz w:val="24"/>
         </w:rPr>
         <w:t>CNH Industrial — Project Management Intern</w:t>
       </w:r>
       <w:r>
         <w:rPr>
           <w:i/>
-          <w:color w:val="6B7280"/>
-          <w:sz w:val="19"/>
+          <w:color w:val="444444"/>
+          <w:sz w:val="22"/>
         </w:rPr>
         <w:t xml:space="preserve">   Jun 2022 – Jun 2024</w:t>
       </w:r>
     </w:p>
     <w:p>
       <w:pPr>
-        <w:spacing w:after="40"/>
+        <w:spacing w:after="80"/>
       </w:pPr>
       <w:r>
-        <w:t>Parts management across projects, from registration to supplier relations. Built responsive spreadsheets, macros and pivot tables in Excel to optimize control and data analysis.</w:t>
+        <w:rPr>
+          <w:b w:val="0"/>
+          <w:sz w:val="24"/>
+        </w:rPr>
+        <w:t>Parts management in projects, from registration to supplier relations; automation of data control and analysis with macros and pivot tables.</w:t>
       </w:r>
     </w:p>
     <w:p>
       <w:pPr>
-        <w:spacing w:before="120" w:after="0"/>
+        <w:spacing w:before="200" w:after="40" w:line="240" w:lineRule="auto"/>
+        <w:jc w:val="left"/>
       </w:pPr>
       <w:r>
         <w:rPr>
           <w:b/>
-          <w:color w:val="1F2A44"/>
-          <w:sz w:val="21"/>
+          <w:sz w:val="24"/>
         </w:rPr>
         <w:t>Elring Klinger — Kaizen Intern</w:t>
       </w:r>
       <w:r>
         <w:rPr>
           <w:i/>
-          <w:color w:val="6B7280"/>
-          <w:sz w:val="19"/>
+          <w:color w:val="444444"/>
+          <w:sz w:val="22"/>
         </w:rPr>
         <w:t xml:space="preserve">   Mar 2022 – May 2022</w:t>
       </w:r>
     </w:p>
     <w:p>
       <w:pPr>
-        <w:spacing w:after="40"/>
+        <w:spacing w:after="80"/>
       </w:pPr>
       <w:r>
-        <w:t>Tracking of Kaizen requests from concept to implementation. Developed macros to automate report generation for various departments.</w:t>
+        <w:rPr>
+          <w:b w:val="0"/>
+          <w:sz w:val="24"/>
+        </w:rPr>
+        <w:t>Follow-up of Kaizen requests and automation of report generation for several departments.</w:t>
       </w:r>
     </w:p>
     <w:p>
       <w:pPr>
-        <w:spacing w:before="200" w:after="60"/>
+        <w:spacing w:before="280" w:after="80" w:line="240" w:lineRule="auto"/>
+        <w:jc w:val="left"/>
         <w:pBdr>
-          <w:bottom w:val="single" w:sz="6" w:space="2" w:color="2E6BE6"/>
+          <w:bottom w:val="single" w:sz="6" w:space="2" w:color="1D4ED8"/>
         </w:pBdr>
       </w:pPr>
       <w:r>
         <w:rPr>
-          <w:rFonts w:ascii="Calibri" w:hAnsi="Calibri"/>
           <w:b/>
-          <w:color w:val="1F2A44"/>
-          <w:sz w:val="23"/>
+          <w:color w:val="1D4ED8"/>
+          <w:sz w:val="24"/>
         </w:rPr>
         <w:t>PERSONAL PROJECTS</w:t>
       </w:r>
     </w:p>
     <w:p>
       <w:pPr>
-        <w:spacing w:after="40"/>
+        <w:spacing w:after="80"/>
       </w:pPr>
       <w:r>
-        <w:t>Full stack applications I built individually, from backend to frontend, infrastructure and deployment, using AI (KIMI and Claude in parallel) as a pair-programming partner for architecture, implementation and code review.</w:t>
+        <w:rPr>
+          <w:i/>
+          <w:sz w:val="24"/>
+        </w:rPr>
+        <w:t>Complete products that I conceived, developed and operate alone in production — backend, frontend, database, CI/CD and infrastructure — using AI (Claude and KIMI) as a pair programmer.</w:t>
       </w:r>
     </w:p>
     <w:p>
       <w:pPr>
-        <w:pStyle w:val="ListBullet"/>
-        <w:spacing w:after="20"/>
-        <w:ind w:left="283"/>
+        <w:spacing w:before="200" w:after="40" w:line="240" w:lineRule="auto"/>
+        <w:jc w:val="left"/>
       </w:pPr>
       <w:r>
         <w:rPr>
           <w:b/>
-          <w:color w:val="1F2A44"/>
+          <w:sz w:val="24"/>
         </w:rPr>
-        <w:t xml:space="preserve">Finance — </w:t>
-      </w:r>
-      <w:r>
-        <w:rPr>
-          <w:color w:val="444B57"/>
-        </w:rPr>
-        <w:t>Personal finance management platform (Monevas product). Java 21 + Spring Boot, Angular + PrimeNG, PostgreSQL, with CI/CD and deployment on my own VPS — detailed below.</w:t>
-      </w:r>
-    </w:p>
-    <w:p>
-      <w:pPr>
-        <w:pStyle w:val="ListBullet"/>
-        <w:spacing w:after="20"/>
-        <w:ind w:left="283"/>
-      </w:pPr>
-      <w:r>
-        <w:rPr>
-          <w:b/>
-          <w:color w:val="1F2A44"/>
-        </w:rPr>
-        <w:t xml:space="preserve">Educa — </w:t>
-      </w:r>
-      <w:r>
-        <w:rPr>
-          <w:color w:val="444B57"/>
-        </w:rPr>
-        <w:t>Education platform. Spring Boot backend and Angular 21 frontend (PrimeNG, TailwindCSS, Chart.js, Quill editor).</w:t>
-      </w:r>
-    </w:p>
-    <w:p>
-      <w:pPr>
-        <w:pStyle w:val="ListBullet"/>
-        <w:spacing w:after="20"/>
-        <w:ind w:left="283"/>
-      </w:pPr>
-      <w:r>
-        <w:rPr>
-          <w:b/>
-          <w:color w:val="1F2A44"/>
-        </w:rPr>
-        <w:t xml:space="preserve">Monitorame — </w:t>
-      </w:r>
-      <w:r>
-        <w:rPr>
-          <w:color w:val="444B57"/>
-        </w:rPr>
-        <w:t>Monitoring and location tracking. Spring Boot backend, Angular frontend with maps (Leaflet) and a Flutter mobile app.</w:t>
-      </w:r>
-    </w:p>
-    <w:p>
-      <w:pPr>
-        <w:pStyle w:val="ListBullet"/>
-        <w:spacing w:after="20"/>
-        <w:ind w:left="283"/>
-      </w:pPr>
-      <w:r>
-        <w:rPr>
-          <w:b/>
-          <w:color w:val="1F2A44"/>
-        </w:rPr>
-        <w:t xml:space="preserve">DB Modeler — </w:t>
-      </w:r>
-      <w:r>
-        <w:rPr>
-          <w:color w:val="444B57"/>
-        </w:rPr>
-        <w:t>Visual database modeler in Go (Gin): reverse and forward SQL engineering with generation of DDL, DBML and Mermaid (ER) diagrams.</w:t>
-      </w:r>
-    </w:p>
-    <w:p>
-      <w:pPr>
-        <w:pStyle w:val="ListBullet"/>
-        <w:spacing w:after="20"/>
-        <w:ind w:left="283"/>
-      </w:pPr>
-      <w:r>
-        <w:rPr>
-          <w:b/>
-          <w:color w:val="1F2A44"/>
-        </w:rPr>
-        <w:t xml:space="preserve">Device Manager — </w:t>
-      </w:r>
-      <w:r>
-        <w:rPr>
-          <w:color w:val="444B57"/>
-        </w:rPr>
-        <w:t>Device management and location tracking. Java 21 + Spring Boot backend and cross-platform Flutter frontend.</w:t>
-      </w:r>
-    </w:p>
-    <w:p>
-      <w:pPr>
-        <w:pStyle w:val="ListBullet"/>
-        <w:spacing w:after="20"/>
-        <w:ind w:left="283"/>
-      </w:pPr>
-      <w:r>
-        <w:rPr>
-          <w:b/>
-          <w:color w:val="1F2A44"/>
-        </w:rPr>
-        <w:t xml:space="preserve">Git Manager — </w:t>
-      </w:r>
-      <w:r>
-        <w:rPr>
-          <w:color w:val="444B57"/>
-        </w:rPr>
-        <w:t>Local Git repository manager. Java backend (Javalin + JGit) and Flutter Desktop frontend.</w:t>
-      </w:r>
-    </w:p>
-    <w:p>
-      <w:pPr>
-        <w:pStyle w:val="ListBullet"/>
-        <w:spacing w:after="20"/>
-        <w:ind w:left="283"/>
-      </w:pPr>
-      <w:r>
-        <w:rPr>
-          <w:b/>
-          <w:color w:val="1F2A44"/>
-        </w:rPr>
-        <w:t xml:space="preserve">Aprenda — </w:t>
-      </w:r>
-      <w:r>
-        <w:rPr>
-          <w:color w:val="444B57"/>
-        </w:rPr>
-        <w:t>My own technical course track (Linux, Docker, Go, Python, SQL/PostgreSQL, Frontend, AWS, Kubernetes, Networking, Security, IoT, Java and DevOps).</w:t>
-      </w:r>
-    </w:p>
-    <w:p>
-      <w:pPr>
-        <w:spacing w:before="200" w:after="60"/>
-        <w:pBdr>
-          <w:bottom w:val="single" w:sz="6" w:space="2" w:color="2E6BE6"/>
-        </w:pBdr>
-      </w:pPr>
-      <w:r>
-        <w:rPr>
-          <w:rFonts w:ascii="Calibri" w:hAnsi="Calibri"/>
-          <w:b/>
-          <w:color w:val="1F2A44"/>
-          <w:sz w:val="23"/>
-        </w:rPr>
-        <w:t>HANDS-ON PERSONAL PROJECT EXAMPLE</w:t>
-      </w:r>
-    </w:p>
-    <w:p>
-      <w:pPr>
-        <w:spacing w:before="120" w:after="0"/>
-      </w:pPr>
-      <w:r>
-        <w:rPr>
-          <w:b/>
-          <w:color w:val="1F2A44"/>
-          <w:sz w:val="21"/>
-        </w:rPr>
-        <w:t>Finance (Monevas) — Personal finance management platform</w:t>
+        <w:t>Monevas — personal finance and investment analysis</w:t>
       </w:r>
       <w:r>
         <w:rPr>
           <w:i/>
-          <w:color w:val="6B7280"/>
-          <w:sz w:val="19"/>
+          <w:color w:val="444444"/>
+          <w:sz w:val="22"/>
         </w:rPr>
         <w:t xml:space="preserve">   hmg.monevas.com</w:t>
       </w:r>
     </w:p>
     <w:p>
       <w:pPr>
-        <w:spacing w:after="40"/>
+        <w:pStyle w:val="ListBullet"/>
+        <w:spacing w:line="360" w:lineRule="auto" w:after="40"/>
+        <w:ind w:left="425"/>
+        <w:jc w:val="both"/>
       </w:pPr>
       <w:r>
-        <w:t>A complete personal finance product, conceived, developed and operated entirely by me — backend, frontend, database, CI/CD and my own infrastructure.</w:t>
+        <w:rPr>
+          <w:b/>
+          <w:sz w:val="24"/>
+        </w:rPr>
+        <w:t xml:space="preserve">Backend: </w:t>
+      </w:r>
+      <w:r>
+        <w:rPr>
+          <w:b w:val="0"/>
+          <w:sz w:val="24"/>
+        </w:rPr>
+        <w:t>Java 21 + Spring Boot as a modular Maven monolith with 8 modules and ~120 Flyway migrations (Hibernate in validate mode); JWT + e-mail 2FA, AES-GCM encryption of sensitive data at rest, custom rate limiting with trusted proxies and anti-slowloris protections.</w:t>
       </w:r>
     </w:p>
     <w:p>
       <w:pPr>
         <w:pStyle w:val="ListBullet"/>
-        <w:spacing w:after="20"/>
-        <w:ind w:left="283"/>
+        <w:spacing w:line="360" w:lineRule="auto" w:after="40"/>
+        <w:ind w:left="425"/>
+        <w:jc w:val="both"/>
       </w:pPr>
       <w:r>
         <w:rPr>
           <w:b/>
-          <w:color w:val="1F2A44"/>
+          <w:sz w:val="24"/>
         </w:rPr>
-        <w:t xml:space="preserve">Backend: </w:t>
+        <w:t xml:space="preserve">Market data ingestion: </w:t>
       </w:r>
       <w:r>
         <w:rPr>
-          <w:color w:val="444B57"/>
+          <w:b w:val="0"/>
+          <w:sz w:val="24"/>
         </w:rPr>
-        <w:t>Java 21 + Spring Boot 3.3.5 as a modular Maven monolith (auth, users, bank accounts/transactions, investments, planning, reports, notifications and AI modules), exposing REST APIs.</w:t>
+        <w:t>Python service (FastAPI) collecting from B3, CVM and Yahoo Finance — quotes, dividends, financial statements and REITs — into a database with 8.9 million candles; global throttling and retry with backoff against rate limits.</w:t>
       </w:r>
     </w:p>
     <w:p>
       <w:pPr>
         <w:pStyle w:val="ListBullet"/>
-        <w:spacing w:after="20"/>
-        <w:ind w:left="283"/>
+        <w:spacing w:line="360" w:lineRule="auto" w:after="40"/>
+        <w:ind w:left="425"/>
+        <w:jc w:val="both"/>
       </w:pPr>
       <w:r>
         <w:rPr>
           <w:b/>
-          <w:color w:val="1F2A44"/>
+          <w:sz w:val="24"/>
+        </w:rPr>
+        <w:t xml:space="preserve">Analytics: </w:t>
+      </w:r>
+      <w:r>
+        <w:rPr>
+          <w:b w:val="0"/>
+          <w:sz w:val="24"/>
+        </w:rPr>
+        <w:t>native desktop application (PySide6 + pyqtgraph) with a 4-layer architecture enforced by tests; 5 valuation methods, screener and percentile-based scoring; authentication delegated to the backend.</w:t>
+      </w:r>
+    </w:p>
+    <w:p>
+      <w:pPr>
+        <w:pStyle w:val="ListBullet"/>
+        <w:spacing w:line="360" w:lineRule="auto" w:after="40"/>
+        <w:ind w:left="425"/>
+        <w:jc w:val="both"/>
+      </w:pPr>
+      <w:r>
+        <w:rPr>
+          <w:b/>
+          <w:sz w:val="24"/>
         </w:rPr>
         <w:t xml:space="preserve">Frontend: </w:t>
       </w:r>
       <w:r>
         <w:rPr>
-          <w:color w:val="444B57"/>
+          <w:b w:val="0"/>
+          <w:sz w:val="24"/>
         </w:rPr>
-        <w:t>Angular + PrimeNG with internationalization (pt-BR, English and Spanish) and per-environment builds.</w:t>
+        <w:t>Angular 21 + PrimeNG, i18n (pt/en/es), Vitest tests as a build gate, deployed on Vercel.</w:t>
       </w:r>
     </w:p>
     <w:p>
       <w:pPr>
         <w:pStyle w:val="ListBullet"/>
-        <w:spacing w:after="20"/>
-        <w:ind w:left="283"/>
+        <w:spacing w:line="360" w:lineRule="auto" w:after="40"/>
+        <w:ind w:left="425"/>
+        <w:jc w:val="both"/>
       </w:pPr>
       <w:r>
         <w:rPr>
           <w:b/>
-          <w:color w:val="1F2A44"/>
+          <w:sz w:val="24"/>
         </w:rPr>
-        <w:t xml:space="preserve">Data: </w:t>
+        <w:t xml:space="preserve">Infra/CI: </w:t>
       </w:r>
       <w:r>
         <w:rPr>
-          <w:color w:val="444B57"/>
+          <w:b w:val="0"/>
+          <w:sz w:val="24"/>
         </w:rPr>
-        <w:t>PostgreSQL with versioned migrations via Flyway (Hibernate in validate mode, no auto-DDL), ensuring predictable schema evolution.</w:t>
+        <w:t>GitHub Actions → GHCR → Watchtower on the VPS (pull-based deployment, GitHub never reaches the server); Cloudflare Tunnel at the edge; a real staging environment before promoting to production.</w:t>
       </w:r>
     </w:p>
     <w:p>
       <w:pPr>
         <w:pStyle w:val="ListBullet"/>
-        <w:spacing w:after="20"/>
-        <w:ind w:left="283"/>
+        <w:spacing w:line="360" w:lineRule="auto" w:after="40"/>
+        <w:ind w:left="425"/>
+        <w:jc w:val="both"/>
       </w:pPr>
       <w:r>
         <w:rPr>
           <w:b/>
-          <w:color w:val="1F2A44"/>
+          <w:sz w:val="24"/>
         </w:rPr>
-        <w:t xml:space="preserve">Security: </w:t>
+        <w:t xml:space="preserve">Challenges solved: </w:t>
       </w:r>
       <w:r>
         <w:rPr>
-          <w:color w:val="444B57"/>
+          <w:b w:val="0"/>
+          <w:sz w:val="24"/>
         </w:rPr>
-        <w:t>Spring Security with JWT authentication (JJWT), roles/permissions and encryption of sensitive data.</w:t>
+        <w:t>JVM OOMKill (exit 137) on a 4 GB VPS during price synchronization, fixed with per-container memory limits and MaxRAMPercentage tuning; yfinance dependency pinned after columns silently became NULL; diagnosis of a silent Watchtower restart loop (Docker API incompatibility) that was blocking deployments.</w:t>
+      </w:r>
+    </w:p>
+    <w:p>
+      <w:pPr>
+        <w:spacing w:before="200" w:after="40" w:line="240" w:lineRule="auto"/>
+        <w:jc w:val="left"/>
+      </w:pPr>
+      <w:r>
+        <w:rPr>
+          <w:b/>
+          <w:sz w:val="24"/>
+        </w:rPr>
+        <w:t>Lingua — language learning with spaced repetition</w:t>
       </w:r>
     </w:p>
     <w:p>
       <w:pPr>
         <w:pStyle w:val="ListBullet"/>
-        <w:spacing w:after="20"/>
-        <w:ind w:left="283"/>
+        <w:spacing w:line="360" w:lineRule="auto" w:after="40"/>
+        <w:ind w:left="425"/>
+        <w:jc w:val="both"/>
       </w:pPr>
       <w:r>
         <w:rPr>
-          <w:b/>
-          <w:color w:val="1F2A44"/>
+          <w:b w:val="0"/>
+          <w:sz w:val="24"/>
         </w:rPr>
-        <w:t xml:space="preserve">Integrations: </w:t>
-      </w:r>
-      <w:r>
-        <w:rPr>
-          <w:color w:val="444B57"/>
-        </w:rPr>
-        <w:t>Integration with a financial market API (brapi) for stock quotes and asset data.</w:t>
+        <w:t>Backend in Java 21 + Spring Boot + PostgreSQL; desktop (Electron/Wayland) and Android (Capacitor) clients; speech synthesis (edge-tts) and speech recognition (Whisper) running on CPU inside the container.</w:t>
       </w:r>
     </w:p>
     <w:p>
       <w:pPr>
         <w:pStyle w:val="ListBullet"/>
-        <w:spacing w:after="20"/>
-        <w:ind w:left="283"/>
+        <w:spacing w:line="360" w:lineRule="auto" w:after="40"/>
+        <w:ind w:left="425"/>
+        <w:jc w:val="both"/>
       </w:pPr>
       <w:r>
         <w:rPr>
           <w:b/>
-          <w:color w:val="1F2A44"/>
+          <w:sz w:val="24"/>
         </w:rPr>
-        <w:t xml:space="preserve">CI/CD: </w:t>
+        <w:t xml:space="preserve">Spaced-repetition engine ported from JavaScript to Java </w:t>
       </w:r>
       <w:r>
         <w:rPr>
-          <w:color w:val="444B57"/>
+          <w:b w:val="0"/>
+          <w:sz w:val="24"/>
         </w:rPr>
-        <w:t>GitHub Actions building the Docker image and publishing to the GitHub Container Registry (GHCR); frontend auto-deployed on Vercel.</w:t>
+        <w:t>with differential tests (200 trajectories compared bit by bit against the original engine); parameters chosen through synthetic-student simulation with ablation — 7-day retention of 81% vs 7% in the worst configuration.</w:t>
       </w:r>
     </w:p>
     <w:p>
       <w:pPr>
         <w:pStyle w:val="ListBullet"/>
-        <w:spacing w:after="20"/>
-        <w:ind w:left="283"/>
+        <w:spacing w:line="360" w:lineRule="auto" w:after="40"/>
+        <w:ind w:left="425"/>
+        <w:jc w:val="both"/>
       </w:pPr>
       <w:r>
         <w:rPr>
-          <w:b/>
-          <w:color w:val="1F2A44"/>
+          <w:b w:val="0"/>
+          <w:sz w:val="24"/>
         </w:rPr>
-        <w:t xml:space="preserve">Infra &amp; deploy: </w:t>
-      </w:r>
-      <w:r>
-        <w:rPr>
-          <w:color w:val="444B57"/>
-        </w:rPr>
-        <w:t>Personal Debian VPS with Docker. Backend and PostgreSQL run as containers on a shared Docker network, with Watchtower automatically updating the published image, healthcheck via Spring Actuator and rotated logs. Real staging environment at hmg.monevas.com / api-hmg.monevas.com before promoting to production.</w:t>
+        <w:t>Multi-provider AI integration on the client (Anthropic, OpenAI, Gemini) with structured output; lyrics and metadata lookup (LRCLIB, Deezer) with candidates fetched in parallel using virtual threads.</w:t>
       </w:r>
     </w:p>
     <w:p>
       <w:pPr>
         <w:pStyle w:val="ListBullet"/>
-        <w:spacing w:after="20"/>
-        <w:ind w:left="283"/>
+        <w:spacing w:line="360" w:lineRule="auto" w:after="40"/>
+        <w:ind w:left="425"/>
+        <w:jc w:val="both"/>
       </w:pPr>
       <w:r>
         <w:rPr>
           <w:b/>
-          <w:color w:val="1F2A44"/>
+          <w:sz w:val="24"/>
         </w:rPr>
         <w:t xml:space="preserve">Challenges solved: </w:t>
       </w:r>
       <w:r>
         <w:rPr>
-          <w:color w:val="444B57"/>
+          <w:b w:val="0"/>
+          <w:sz w:val="24"/>
         </w:rPr>
-        <w:t>Setting up the infrastructure from scratch (Docker network, ports exposed only on localhost behind a proxy, per-environment CORS, secret management via .env kept out of version control), debugging inter-container communication (host resolution by service name, not localhost) and maintaining the dev/hmg/prd separation to validate every change before it goes live.</w:t>
+        <w:t>a silent uid permission failure on a Docker volume turned into a build error through smoke tests baked into the image; synchronization of thousands of audio files across devices via catalog, manifest and reconciliation.</w:t>
       </w:r>
     </w:p>
     <w:p>
       <w:pPr>
-        <w:spacing w:before="200" w:after="60"/>
+        <w:spacing w:before="200" w:after="40" w:line="240" w:lineRule="auto"/>
+        <w:jc w:val="left"/>
+      </w:pPr>
+      <w:r>
+        <w:rPr>
+          <w:b/>
+          <w:sz w:val="24"/>
+        </w:rPr>
+        <w:t>Monitorame — logistics: fleets, shipments, sensors and routes</w:t>
+      </w:r>
+    </w:p>
+    <w:p>
+      <w:pPr>
+        <w:pStyle w:val="ListBullet"/>
+        <w:spacing w:line="360" w:lineRule="auto" w:after="40"/>
+        <w:ind w:left="425"/>
+        <w:jc w:val="both"/>
+      </w:pPr>
+      <w:r>
+        <w:rPr>
+          <w:b/>
+          <w:sz w:val="24"/>
+        </w:rPr>
+        <w:t xml:space="preserve">Modular Spring Boot 3.5 monolith with 15 Maven modules </w:t>
+      </w:r>
+      <w:r>
+        <w:rPr>
+          <w:b w:val="0"/>
+          <w:sz w:val="24"/>
+        </w:rPr>
+        <w:t>and an acyclic dependency graph; inter-module communication through Spring domain events; soft delete across all resources.</w:t>
+      </w:r>
+    </w:p>
+    <w:p>
+      <w:pPr>
+        <w:pStyle w:val="ListBullet"/>
+        <w:spacing w:line="360" w:lineRule="auto" w:after="40"/>
+        <w:ind w:left="425"/>
+        <w:jc w:val="both"/>
+      </w:pPr>
+      <w:r>
+        <w:rPr>
+          <w:b w:val="0"/>
+          <w:sz w:val="24"/>
+        </w:rPr>
+        <w:t>Routing with OSRM (distance matrix + routes), deterministic haversine fallback and stop optimization with nearest-neighbor + 2-opt; Angular 22 + Leaflet frontend.</w:t>
+      </w:r>
+    </w:p>
+    <w:p>
+      <w:pPr>
+        <w:pStyle w:val="ListBullet"/>
+        <w:spacing w:line="360" w:lineRule="auto" w:after="40"/>
+        <w:ind w:left="425"/>
+        <w:jc w:val="both"/>
+      </w:pPr>
+      <w:r>
+        <w:rPr>
+          <w:b/>
+          <w:sz w:val="24"/>
+        </w:rPr>
+        <w:t xml:space="preserve">Quality: </w:t>
+      </w:r>
+      <w:r>
+        <w:rPr>
+          <w:b w:val="0"/>
+          <w:sz w:val="24"/>
+        </w:rPr>
+        <w:t>CI with 3 jobs — backend with Testcontainers (real PostgreSQL), frontend, and Playwright e2e; 3-stage compose with chained healthchecks and Nginx proxying /api (eliminating CORS and API URLs in the bundle).</w:t>
+      </w:r>
+    </w:p>
+    <w:p>
+      <w:pPr>
+        <w:spacing w:before="200" w:after="40" w:line="240" w:lineRule="auto"/>
+        <w:jc w:val="left"/>
+      </w:pPr>
+      <w:r>
+        <w:rPr>
+          <w:b/>
+          <w:sz w:val="24"/>
+        </w:rPr>
+        <w:t>Activity Manager — time tracking with AI classification (Linux)</w:t>
+      </w:r>
+    </w:p>
+    <w:p>
+      <w:pPr>
+        <w:pStyle w:val="ListBullet"/>
+        <w:spacing w:line="360" w:lineRule="auto" w:after="40"/>
+        <w:ind w:left="425"/>
+        <w:jc w:val="both"/>
+      </w:pPr>
+      <w:r>
+        <w:rPr>
+          <w:b w:val="0"/>
+          <w:sz w:val="24"/>
+        </w:rPr>
+        <w:t>Electron integrated with the Hyprland/Wayland compositor (global shortcuts and window/idle collection via the event socket); Spring Boot + PostgreSQL backend.</w:t>
+      </w:r>
+    </w:p>
+    <w:p>
+      <w:pPr>
+        <w:pStyle w:val="ListBullet"/>
+        <w:spacing w:line="360" w:lineRule="auto" w:after="40"/>
+        <w:ind w:left="425"/>
+        <w:jc w:val="both"/>
+      </w:pPr>
+      <w:r>
+        <w:rPr>
+          <w:b/>
+          <w:sz w:val="24"/>
+        </w:rPr>
+        <w:t xml:space="preserve">4-stage classification </w:t>
+      </w:r>
+      <w:r>
+        <w:rPr>
+          <w:b w:val="0"/>
+          <w:sz w:val="24"/>
+        </w:rPr>
+        <w:t>(idle → user rules → cache → AI queue): the server enqueues tasks and devices poll outbound (works behind NAT), running the model locally (Ollama/Claude); categories guaranteed by an enum in the structured-output schema; the server never sees window titles — privacy by architecture.</w:t>
+      </w:r>
+    </w:p>
+    <w:p>
+      <w:pPr>
+        <w:spacing w:before="200" w:after="40" w:line="240" w:lineRule="auto"/>
+        <w:jc w:val="left"/>
+      </w:pPr>
+      <w:r>
+        <w:rPr>
+          <w:b/>
+          <w:sz w:val="24"/>
+        </w:rPr>
+        <w:t>Educa — multi-role academic portal</w:t>
+      </w:r>
+    </w:p>
+    <w:p>
+      <w:pPr>
+        <w:spacing w:after="80"/>
+      </w:pPr>
+      <w:r>
+        <w:rPr>
+          <w:b w:val="0"/>
+          <w:sz w:val="24"/>
+        </w:rPr>
+        <w:t>Spring Boot 3.5 + PostgreSQL + Flyway; Angular 21 + PrimeNG + Tailwind; dashboards (Chart.js) for students, teachers and institutions across 23 screens; JWT; 3 environments.</w:t>
+      </w:r>
+    </w:p>
+    <w:p>
+      <w:pPr>
+        <w:spacing w:before="200" w:after="40" w:line="240" w:lineRule="auto"/>
+        <w:jc w:val="left"/>
+      </w:pPr>
+      <w:r>
+        <w:rPr>
+          <w:b/>
+          <w:sz w:val="24"/>
+        </w:rPr>
+        <w:t>Other projects</w:t>
+      </w:r>
+    </w:p>
+    <w:p>
+      <w:pPr>
+        <w:pStyle w:val="ListBullet"/>
+        <w:spacing w:line="360" w:lineRule="auto" w:after="40"/>
+        <w:ind w:left="425"/>
+        <w:jc w:val="both"/>
+      </w:pPr>
+      <w:r>
+        <w:rPr>
+          <w:b/>
+          <w:sz w:val="24"/>
+        </w:rPr>
+        <w:t xml:space="preserve">mail-reader </w:t>
+      </w:r>
+      <w:r>
+        <w:rPr>
+          <w:b w:val="0"/>
+          <w:sz w:val="24"/>
+        </w:rPr>
+        <w:t>— desktop e-mail client (Electron) with Gmail API and Microsoft Graph via OAuth; tokens encrypted in the OS keychain.</w:t>
+      </w:r>
+    </w:p>
+    <w:p>
+      <w:pPr>
+        <w:pStyle w:val="ListBullet"/>
+        <w:spacing w:line="360" w:lineRule="auto" w:after="40"/>
+        <w:ind w:left="425"/>
+        <w:jc w:val="both"/>
+      </w:pPr>
+      <w:r>
+        <w:rPr>
+          <w:b/>
+          <w:sz w:val="24"/>
+        </w:rPr>
+        <w:t xml:space="preserve">Farol </w:t>
+      </w:r>
+      <w:r>
+        <w:rPr>
+          <w:b w:val="0"/>
+          <w:sz w:val="24"/>
+        </w:rPr>
+        <w:t>— self-hosted family location sharing: Node/Express + Socket.IO + PostgreSQL/PostGIS (geofencing with ST_DWithin), Leaflet PWA, OwnTracks integration.</w:t>
+      </w:r>
+    </w:p>
+    <w:p>
+      <w:pPr>
+        <w:pStyle w:val="ListBullet"/>
+        <w:spacing w:line="360" w:lineRule="auto" w:after="40"/>
+        <w:ind w:left="425"/>
+        <w:jc w:val="both"/>
+      </w:pPr>
+      <w:r>
+        <w:rPr>
+          <w:b/>
+          <w:sz w:val="24"/>
+        </w:rPr>
+        <w:t xml:space="preserve">git-manager </w:t>
+      </w:r>
+      <w:r>
+        <w:rPr>
+          <w:b w:val="0"/>
+          <w:sz w:val="24"/>
+        </w:rPr>
+        <w:t>— desktop Git client (Electron + simple-git) with commit graph and visual staging.</w:t>
+      </w:r>
+    </w:p>
+    <w:p>
+      <w:pPr>
+        <w:pStyle w:val="ListBullet"/>
+        <w:spacing w:line="360" w:lineRule="auto" w:after="40"/>
+        <w:ind w:left="425"/>
+        <w:jc w:val="both"/>
+      </w:pPr>
+      <w:r>
+        <w:rPr>
+          <w:b/>
+          <w:sz w:val="24"/>
+        </w:rPr>
+        <w:t xml:space="preserve">terminal-animado </w:t>
+      </w:r>
+      <w:r>
+        <w:rPr>
+          <w:b w:val="0"/>
+          <w:sz w:val="24"/>
+        </w:rPr>
+        <w:t>— published VS Code extension; animations optimized through real CPU measurements (62% → ~1% of a core by moving everything to GPU-composited transform/opacity).</w:t>
+      </w:r>
+    </w:p>
+    <w:p>
+      <w:pPr>
+        <w:pStyle w:val="ListBullet"/>
+        <w:spacing w:line="360" w:lineRule="auto" w:after="40"/>
+        <w:ind w:left="425"/>
+        <w:jc w:val="both"/>
+      </w:pPr>
+      <w:r>
+        <w:rPr>
+          <w:b/>
+          <w:sz w:val="24"/>
+        </w:rPr>
+        <w:t xml:space="preserve">Health observatory </w:t>
+      </w:r>
+      <w:r>
+        <w:rPr>
+          <w:b w:val="0"/>
+          <w:sz w:val="24"/>
+        </w:rPr>
+        <w:t>— public data pipeline over DATASUS (SIM/SINASC/SIH/CNES): Python + DuckDB/Parquet, decoding of the proprietary .DBC format and epidemiological SQL analyses.</w:t>
+      </w:r>
+    </w:p>
+    <w:p>
+      <w:pPr>
+        <w:spacing w:before="280" w:after="80" w:line="240" w:lineRule="auto"/>
+        <w:jc w:val="left"/>
         <w:pBdr>
-          <w:bottom w:val="single" w:sz="6" w:space="2" w:color="2E6BE6"/>
+          <w:bottom w:val="single" w:sz="6" w:space="2" w:color="1D4ED8"/>
         </w:pBdr>
       </w:pPr>
       <w:r>
         <w:rPr>
-          <w:rFonts w:ascii="Calibri" w:hAnsi="Calibri"/>
           <w:b/>
-          <w:color w:val="1F2A44"/>
-          <w:sz w:val="23"/>
+          <w:color w:val="1D4ED8"/>
+          <w:sz w:val="24"/>
         </w:rPr>
         <w:t>TECHNICAL SKILLS</w:t>
       </w:r>
     </w:p>
     <w:p>
       <w:pPr>
-        <w:spacing w:after="40"/>
-        <w:ind w:left="113"/>
+        <w:pStyle w:val="ListBullet"/>
+        <w:spacing w:line="360" w:lineRule="auto" w:after="40"/>
+        <w:ind w:left="425"/>
+        <w:jc w:val="both"/>
       </w:pPr>
       <w:r>
         <w:rPr>
           <w:b/>
-          <w:color w:val="1F2A44"/>
+          <w:sz w:val="24"/>
         </w:rPr>
-        <w:t xml:space="preserve">Languages:  </w:t>
+        <w:t xml:space="preserve">Languages: </w:t>
       </w:r>
       <w:r>
         <w:rPr>
-          <w:color w:val="444B57"/>
+          <w:b w:val="0"/>
+          <w:sz w:val="24"/>
         </w:rPr>
-        <w:t>Java (advanced), Python (intermediate), TypeScript/JavaScript, Dart, Go, SQL</w:t>
+        <w:t>Java (advanced) · TypeScript/JavaScript · Python · SQL · Go · Dart</w:t>
       </w:r>
     </w:p>
     <w:p>
       <w:pPr>
-        <w:spacing w:after="40"/>
-        <w:ind w:left="113"/>
+        <w:pStyle w:val="ListBullet"/>
+        <w:spacing w:line="360" w:lineRule="auto" w:after="40"/>
+        <w:ind w:left="425"/>
+        <w:jc w:val="both"/>
       </w:pPr>
       <w:r>
         <w:rPr>
           <w:b/>
-          <w:color w:val="1F2A44"/>
+          <w:sz w:val="24"/>
         </w:rPr>
-        <w:t xml:space="preserve">Backend:  </w:t>
+        <w:t xml:space="preserve">Backend: </w:t>
       </w:r>
       <w:r>
         <w:rPr>
-          <w:color w:val="444B57"/>
+          <w:b w:val="0"/>
+          <w:sz w:val="24"/>
         </w:rPr>
-        <w:t>Spring Boot, Spring Cloud (Gateway, Eureka), REST APIs, JWT, microservices, Javalin, Django REST Framework, Gin</w:t>
+        <w:t>Spring Boot 2/3 · Spring Cloud (Gateway, Eureka, OpenFeign) · Spring Security (JWT, OAuth2) · REST APIs · JPA/Hibernate · FastAPI · Django REST · Node/Express · Socket.IO/WebSocket</w:t>
       </w:r>
     </w:p>
     <w:p>
       <w:pPr>
-        <w:spacing w:after="40"/>
-        <w:ind w:left="113"/>
+        <w:pStyle w:val="ListBullet"/>
+        <w:spacing w:line="360" w:lineRule="auto" w:after="40"/>
+        <w:ind w:left="425"/>
+        <w:jc w:val="both"/>
       </w:pPr>
       <w:r>
         <w:rPr>
           <w:b/>
-          <w:color w:val="1F2A44"/>
+          <w:sz w:val="24"/>
         </w:rPr>
-        <w:t xml:space="preserve">Frontend:  </w:t>
+        <w:t xml:space="preserve">Messaging &amp; async: </w:t>
       </w:r>
       <w:r>
         <w:rPr>
-          <w:color w:val="444B57"/>
+          <w:b w:val="0"/>
+          <w:sz w:val="24"/>
         </w:rPr>
-        <w:t>Angular, PrimeNG, TailwindCSS, RxJS, Flutter (mobile / desktop / web)</w:t>
+        <w:t>RabbitMQ · Spring domain events · polling-based task queues · @Scheduled/cron · virtual threads (Java 21)</w:t>
       </w:r>
     </w:p>
     <w:p>
       <w:pPr>
-        <w:spacing w:after="40"/>
-        <w:ind w:left="113"/>
+        <w:pStyle w:val="ListBullet"/>
+        <w:spacing w:line="360" w:lineRule="auto" w:after="40"/>
+        <w:ind w:left="425"/>
+        <w:jc w:val="both"/>
       </w:pPr>
       <w:r>
         <w:rPr>
           <w:b/>
-          <w:color w:val="1F2A44"/>
+          <w:sz w:val="24"/>
         </w:rPr>
-        <w:t xml:space="preserve">Database:  </w:t>
+        <w:t xml:space="preserve">Frontend: </w:t>
       </w:r>
       <w:r>
         <w:rPr>
-          <w:color w:val="444B57"/>
+          <w:b w:val="0"/>
+          <w:sz w:val="24"/>
         </w:rPr>
-        <w:t>PostgreSQL — modeling, table creation and query optimization</w:t>
+        <w:t>Angular 17–22 (PrimeNG, TailwindCSS, RxJS, SSR) · Vue 3 · Electron · Flutter · Capacitor</w:t>
       </w:r>
     </w:p>
     <w:p>
       <w:pPr>
-        <w:spacing w:after="40"/>
-        <w:ind w:left="113"/>
+        <w:pStyle w:val="ListBullet"/>
+        <w:spacing w:line="360" w:lineRule="auto" w:after="40"/>
+        <w:ind w:left="425"/>
+        <w:jc w:val="both"/>
       </w:pPr>
       <w:r>
         <w:rPr>
           <w:b/>
-          <w:color w:val="1F2A44"/>
+          <w:sz w:val="24"/>
         </w:rPr>
-        <w:t xml:space="preserve">DevOps &amp; Infra:  </w:t>
+        <w:t xml:space="preserve">Databases: </w:t>
       </w:r>
       <w:r>
         <w:rPr>
-          <w:color w:val="444B57"/>
+          <w:b w:val="0"/>
+          <w:sz w:val="24"/>
         </w:rPr>
-        <w:t>Git (DEV/HMG/PRD), Docker and Docker Compose, CI/CD (GitHub Actions, GHCR), Vercel, Debian/Linux VPS, Flyway, Maven</w:t>
+        <w:t>PostgreSQL (+ PostGIS) · Oracle · SQL Server · data modeling and query optimization · Flyway · DuckDB/Parquet</w:t>
       </w:r>
     </w:p>
     <w:p>
       <w:pPr>
-        <w:spacing w:after="40"/>
-        <w:ind w:left="113"/>
+        <w:pStyle w:val="ListBullet"/>
+        <w:spacing w:line="360" w:lineRule="auto" w:after="40"/>
+        <w:ind w:left="425"/>
+        <w:jc w:val="both"/>
       </w:pPr>
       <w:r>
         <w:rPr>
           <w:b/>
-          <w:color w:val="1F2A44"/>
+          <w:sz w:val="24"/>
         </w:rPr>
-        <w:t xml:space="preserve">AI in development:  </w:t>
+        <w:t xml:space="preserve">DevOps &amp; Infra: </w:t>
       </w:r>
       <w:r>
         <w:rPr>
-          <w:color w:val="444B57"/>
+          <w:b w:val="0"/>
+          <w:sz w:val="24"/>
         </w:rPr>
-        <w:t>Simultaneous use of KIMI and Claude for coding, code review, debugging and architecture</w:t>
+        <w:t>Docker/Compose · GitHub Actions · GHCR · Watchtower · Cloudflare Tunnel · Nginx · Linux/VPS · Vercel · Azure Static Web Apps · Prometheus/Actuator</w:t>
       </w:r>
     </w:p>
     <w:p>
       <w:pPr>
-        <w:spacing w:before="200" w:after="60"/>
+        <w:pStyle w:val="ListBullet"/>
+        <w:spacing w:line="360" w:lineRule="auto" w:after="40"/>
+        <w:ind w:left="425"/>
+        <w:jc w:val="both"/>
+      </w:pPr>
+      <w:r>
+        <w:rPr>
+          <w:b/>
+          <w:sz w:val="24"/>
+        </w:rPr>
+        <w:t xml:space="preserve">Testing: </w:t>
+      </w:r>
+      <w:r>
+        <w:rPr>
+          <w:b w:val="0"/>
+          <w:sz w:val="24"/>
+        </w:rPr>
+        <w:t>JUnit · Testcontainers · Playwright (e2e) · Vitest · differential and load testing</w:t>
+      </w:r>
+    </w:p>
+    <w:p>
+      <w:pPr>
+        <w:pStyle w:val="ListBullet"/>
+        <w:spacing w:line="360" w:lineRule="auto" w:after="40"/>
+        <w:ind w:left="425"/>
+        <w:jc w:val="both"/>
+      </w:pPr>
+      <w:r>
+        <w:rPr>
+          <w:b/>
+          <w:sz w:val="24"/>
+        </w:rPr>
+        <w:t xml:space="preserve">Applied AI: </w:t>
+      </w:r>
+      <w:r>
+        <w:rPr>
+          <w:b w:val="0"/>
+          <w:sz w:val="24"/>
+        </w:rPr>
+        <w:t>LLM integration (Anthropic, OpenAI, Gemini) with structured output · RPA (Selenium) · AI as a pair programmer (Claude, KIMI)</w:t>
+      </w:r>
+    </w:p>
+    <w:p>
+      <w:pPr>
+        <w:spacing w:before="280" w:after="80" w:line="240" w:lineRule="auto"/>
+        <w:jc w:val="left"/>
         <w:pBdr>
-          <w:bottom w:val="single" w:sz="6" w:space="2" w:color="2E6BE6"/>
+          <w:bottom w:val="single" w:sz="6" w:space="2" w:color="1D4ED8"/>
         </w:pBdr>
       </w:pPr>
       <w:r>
         <w:rPr>
-          <w:rFonts w:ascii="Calibri" w:hAnsi="Calibri"/>
           <w:b/>
-          <w:color w:val="1F2A44"/>
-          <w:sz w:val="23"/>
+          <w:color w:val="1D4ED8"/>
+          <w:sz w:val="24"/>
         </w:rPr>
         <w:t>EDUCATION</w:t>
       </w:r>
     </w:p>
     <w:p>
       <w:pPr>
-        <w:spacing w:before="120" w:after="0"/>
+        <w:spacing w:after="80"/>
       </w:pPr>
       <w:r>
         <w:rPr>
           <w:b/>
-          <w:color w:val="1F2A44"/>
-          <w:sz w:val="21"/>
+          <w:sz w:val="24"/>
         </w:rPr>
-        <w:t>Computer Engineering — Escola de Engenharia de Piracicaba (EEP)</w:t>
+        <w:t xml:space="preserve">Computer Engineering </w:t>
       </w:r>
       <w:r>
         <w:rPr>
-          <w:i/>
-          <w:color w:val="6B7280"/>
-          <w:sz w:val="19"/>
+          <w:b w:val="0"/>
+          <w:sz w:val="24"/>
         </w:rPr>
-        <w:t xml:space="preserve">   expected Dec 2026</w:t>
+        <w:t>— Escola de Engenharia de Piracicaba (EEP), Brazil · expected graduation: Dec 2026 (evening program).</w:t>
       </w:r>
     </w:p>
     <w:p>
       <w:pPr>
-        <w:spacing w:after="40"/>
-      </w:pPr>
-      <w:r>
-        <w:t>Evening program.</w:t>
-      </w:r>
-    </w:p>
-    <w:p>
-      <w:pPr>
-        <w:spacing w:before="200" w:after="60"/>
+        <w:spacing w:before="280" w:after="80" w:line="240" w:lineRule="auto"/>
+        <w:jc w:val="left"/>
         <w:pBdr>
-          <w:bottom w:val="single" w:sz="6" w:space="2" w:color="2E6BE6"/>
+          <w:bottom w:val="single" w:sz="6" w:space="2" w:color="1D4ED8"/>
         </w:pBdr>
       </w:pPr>
       <w:r>
         <w:rPr>
-          <w:rFonts w:ascii="Calibri" w:hAnsi="Calibri"/>
           <w:b/>
-          <w:color w:val="1F2A44"/>
-          <w:sz w:val="23"/>
+          <w:color w:val="1D4ED8"/>
+          <w:sz w:val="24"/>
         </w:rPr>
         <w:t>LANGUAGES</w:t>
       </w:r>
     </w:p>
     <w:p>
       <w:pPr>
-        <w:pStyle w:val="ListBullet"/>
-        <w:spacing w:after="20"/>
-        <w:ind w:left="283"/>
+        <w:spacing w:after="80"/>
       </w:pPr>
       <w:r>
         <w:rPr>
           <w:b/>
-          <w:color w:val="1F2A44"/>
+          <w:sz w:val="24"/>
         </w:rPr>
-        <w:t xml:space="preserve">English — </w:t>
+        <w:t xml:space="preserve">Portuguese </w:t>
       </w:r>
       <w:r>
         <w:rPr>
-          <w:color w:val="444B57"/>
+          <w:b w:val="0"/>
+          <w:sz w:val="24"/>
         </w:rPr>
-        <w:t>Advanced; courses at Red Balloon, Cultura Inglesa and Wise Up; hands-on practice during trips to the USA.</w:t>
+        <w:t xml:space="preserve">— native.   </w:t>
       </w:r>
-    </w:p>
-    <w:p>
-      <w:pPr>
-        <w:pStyle w:val="ListBullet"/>
-        <w:spacing w:after="20"/>
-        <w:ind w:left="283"/>
-      </w:pPr>
       <w:r>
         <w:rPr>
           <w:b/>
-          <w:color w:val="1F2A44"/>
+          <w:sz w:val="24"/>
         </w:rPr>
-        <w:t xml:space="preserve">Portuguese — </w:t>
+        <w:t xml:space="preserve">English </w:t>
       </w:r>
       <w:r>
         <w:rPr>
-          <w:color w:val="444B57"/>
+          <w:b w:val="0"/>
+          <w:sz w:val="24"/>
         </w:rPr>
-        <w:t>Native.</w:t>
-      </w:r>
-    </w:p>
-    <w:p>
-      <w:pPr>
-        <w:pStyle w:val="ListBullet"/>
-        <w:spacing w:after="20"/>
-        <w:ind w:left="283"/>
-      </w:pPr>
-      <w:r>
-        <w:rPr>
-          <w:b/>
-          <w:color w:val="1F2A44"/>
-        </w:rPr>
-        <w:t xml:space="preserve">Spanish — </w:t>
-      </w:r>
-      <w:r>
-        <w:rPr>
-          <w:color w:val="444B57"/>
-        </w:rPr>
-        <w:t>Basic / professional working knowledge.</w:t>
+        <w:t>— advanced (Red Balloon, Cultura Inglesa and Wise Up courses; hands-on experience traveling in the US).</w:t>
       </w:r>
     </w:p>
     <w:sectPr>
-      <w:pgSz w:w="12240" w:h="15840"/>
-      <w:pgMar w:top="794" w:right="1020" w:bottom="794" w:left="1020" w:header="720" w:footer="720" w:gutter="0"/>
+      <w:pgSz w:w="11906" w:h="16838"/>
+      <w:pgMar w:top="1701" w:right="1134" w:bottom="1134" w:left="1701" w:header="720" w:footer="720" w:gutter="0"/>
       <w:cols w:space="720"/>
       <w:docGrid w:linePitch="360"/>
     </w:sectPr>
@@ -1384,12 +1565,12 @@
     <w:qFormat/>
     <w:rsid w:val="00FC693F"/>
     <w:pPr>
-      <w:spacing w:after="40" w:line="259" w:lineRule="auto"/>
+      <w:spacing w:line="360" w:lineRule="auto" w:after="0"/>
+      <w:jc w:val="both"/>
     </w:pPr>
     <w:rPr>
-      <w:rFonts w:ascii="Calibri" w:hAnsi="Calibri"/>
-      <w:color w:val="444B57"/>
-      <w:sz w:val="21"/>
+      <w:rFonts w:ascii="Times New Roman" w:hAnsi="Times New Roman"/>
+      <w:sz w:val="24"/>
     </w:rPr>
   </w:style>
   <w:style w:type="paragraph" w:styleId="Header">

--- a/CurricullumZem_EN.docx
+++ b/CurricullumZem_EN.docx
@@ -4,13 +4,15 @@
   <w:body>
     <w:p>
       <w:pPr>
-        <w:spacing w:before="0" w:after="40" w:line="240" w:lineRule="auto"/>
+        <w:keepNext w:val="0"/>
+        <w:widowControl/>
+        <w:spacing w:line="240" w:lineRule="auto" w:before="0" w:after="40"/>
         <w:jc w:val="center"/>
       </w:pPr>
       <w:r>
         <w:rPr>
+          <w:rFonts w:ascii="Times New Roman" w:hAnsi="Times New Roman"/>
           <w:b/>
-          <w:color w:val="000000"/>
           <w:sz w:val="32"/>
         </w:rPr>
         <w:t>MATHEUS LAJARIN ZEM</w:t>
@@ -18,11 +20,14 @@
     </w:p>
     <w:p>
       <w:pPr>
-        <w:spacing w:before="0" w:after="40" w:line="240" w:lineRule="auto"/>
+        <w:keepNext w:val="0"/>
+        <w:widowControl/>
+        <w:spacing w:line="240" w:lineRule="auto" w:before="0" w:after="40"/>
         <w:jc w:val="center"/>
       </w:pPr>
       <w:r>
         <w:rPr>
+          <w:rFonts w:ascii="Times New Roman" w:hAnsi="Times New Roman"/>
           <w:b/>
           <w:color w:val="1D4ED8"/>
           <w:sz w:val="24"/>
@@ -32,42 +37,158 @@
     </w:p>
     <w:p>
       <w:pPr>
-        <w:spacing w:before="0" w:after="0" w:line="240" w:lineRule="auto"/>
+        <w:keepNext w:val="0"/>
+        <w:widowControl/>
+        <w:spacing w:line="240" w:lineRule="auto" w:before="0" w:after="40"/>
         <w:jc w:val="center"/>
       </w:pPr>
       <w:r>
         <w:rPr>
+          <w:rFonts w:ascii="Times New Roman" w:hAnsi="Times New Roman"/>
           <w:b w:val="0"/>
           <w:color w:val="444444"/>
           <w:sz w:val="22"/>
         </w:rPr>
-        <w:t>Piracicaba/SP · +55 (19) 99985-1929 (WhatsApp) · matheuslajazem@gmail.com</w:t>
+        <w:t xml:space="preserve">Piracicaba/SP · +55 (19) 99985-1929 (WhatsApp) · </w:t>
+      </w:r>
+      <w:hyperlink r:id="rId9">
+        <w:r>
+          <w:rPr>
+            <w:rFonts w:ascii="Times New Roman" w:hAnsi="Times New Roman"/>
+            <w:sz w:val="22"/>
+            <w:szCs w:val="22"/>
+            <w:color w:val="1D4ED8"/>
+            <w:u w:val="single"/>
+          </w:rPr>
+          <w:t>matheuslajazem@gmail.com</w:t>
+        </w:r>
+      </w:hyperlink>
+    </w:p>
+    <w:p>
+      <w:pPr>
+        <w:keepNext w:val="0"/>
+        <w:widowControl/>
+        <w:spacing w:line="240" w:lineRule="auto" w:before="0" w:after="120"/>
+        <w:jc w:val="center"/>
+      </w:pPr>
+      <w:r>
+        <w:rPr>
+          <w:rFonts w:ascii="Times New Roman" w:hAnsi="Times New Roman"/>
+          <w:b w:val="0"/>
+          <w:color w:val="444444"/>
+          <w:sz w:val="22"/>
+        </w:rPr>
+      </w:r>
+      <w:hyperlink r:id="rId10">
+        <w:r>
+          <w:rPr>
+            <w:rFonts w:ascii="Times New Roman" w:hAnsi="Times New Roman"/>
+            <w:sz w:val="22"/>
+            <w:szCs w:val="22"/>
+            <w:color w:val="1D4ED8"/>
+            <w:u w:val="single"/>
+          </w:rPr>
+          <w:t>linkedin.com/in/matheus-lajarin-zem-17b39b289</w:t>
+        </w:r>
+      </w:hyperlink>
+      <w:r>
+        <w:rPr>
+          <w:rFonts w:ascii="Times New Roman" w:hAnsi="Times New Roman"/>
+          <w:b w:val="0"/>
+          <w:color w:val="444444"/>
+          <w:sz w:val="22"/>
+        </w:rPr>
+        <w:t xml:space="preserve"> · </w:t>
+      </w:r>
+      <w:hyperlink r:id="rId11">
+        <w:r>
+          <w:rPr>
+            <w:rFonts w:ascii="Times New Roman" w:hAnsi="Times New Roman"/>
+            <w:sz w:val="22"/>
+            <w:szCs w:val="22"/>
+            <w:color w:val="1D4ED8"/>
+            <w:u w:val="single"/>
+          </w:rPr>
+          <w:t>github.com/MatheusZem12</w:t>
+        </w:r>
+      </w:hyperlink>
+    </w:p>
+    <w:p>
+      <w:pPr>
+        <w:keepNext/>
+        <w:widowControl/>
+        <w:spacing w:line="240" w:lineRule="auto" w:before="100" w:after="40"/>
+        <w:jc w:val="left"/>
+      </w:pPr>
+      <w:r>
+        <w:rPr>
+          <w:rFonts w:ascii="Times New Roman" w:hAnsi="Times New Roman"/>
+          <w:b/>
+          <w:color w:val="1D4ED8"/>
+          <w:sz w:val="24"/>
+        </w:rPr>
+        <w:t>OBJECTIVE</w:t>
       </w:r>
     </w:p>
     <w:p>
       <w:pPr>
-        <w:spacing w:before="0" w:after="0" w:line="240" w:lineRule="auto"/>
-        <w:jc w:val="center"/>
+        <w:keepNext w:val="0"/>
+        <w:widowControl/>
+        <w:spacing w:line="360" w:lineRule="auto" w:before="0" w:after="40"/>
+        <w:jc w:val="both"/>
       </w:pPr>
       <w:r>
         <w:rPr>
+          <w:rFonts w:ascii="Times New Roman" w:hAnsi="Times New Roman"/>
           <w:b w:val="0"/>
-          <w:color w:val="444444"/>
-          <w:sz w:val="22"/>
+          <w:sz w:val="24"/>
         </w:rPr>
-        <w:t>linkedin.com/in/matheus-lajarin-zem-17b39b289 · github.com/MatheusZem12</w:t>
+        <w:t>To work as a backend developer, the part of the system that handles data and business rules, with emphasis on databases and solution design: understanding the problem, designing the system and following it through until it runs well day to day.</w:t>
       </w:r>
     </w:p>
     <w:p>
       <w:pPr>
-        <w:spacing w:before="280" w:after="80" w:line="240" w:lineRule="auto"/>
+        <w:keepNext/>
+        <w:widowControl/>
+        <w:spacing w:line="240" w:lineRule="auto" w:before="100" w:after="40"/>
         <w:jc w:val="left"/>
-        <w:pBdr>
-          <w:bottom w:val="single" w:sz="6" w:space="2" w:color="1D4ED8"/>
-        </w:pBdr>
       </w:pPr>
       <w:r>
         <w:rPr>
+          <w:rFonts w:ascii="Times New Roman" w:hAnsi="Times New Roman"/>
+          <w:b/>
+          <w:color w:val="1D4ED8"/>
+          <w:sz w:val="24"/>
+        </w:rPr>
+        <w:t>PROFILE</w:t>
+      </w:r>
+    </w:p>
+    <w:p>
+      <w:pPr>
+        <w:keepNext w:val="0"/>
+        <w:widowControl/>
+        <w:spacing w:line="360" w:lineRule="auto" w:before="0" w:after="40"/>
+        <w:jc w:val="both"/>
+      </w:pPr>
+      <w:r>
+        <w:rPr>
+          <w:rFonts w:ascii="Times New Roman" w:hAnsi="Times New Roman"/>
+          <w:b w:val="0"/>
+          <w:sz w:val="24"/>
+        </w:rPr>
+        <w:t>I am communicative and collaborative. I like bringing my own perspective to a problem, contributing in brainstorming conversations and disagreeing with respect and good arguments when I see a better path. I think outside the box and treat problems as puzzles: I prefer verifying over assuming, measure before changing and investigate every failure until I find the true cause, taking ownership of what I deliver from start to finish.</w:t>
+      </w:r>
+    </w:p>
+    <w:p>
+      <w:pPr>
+        <w:keepNext/>
+        <w:widowControl/>
+        <w:spacing w:line="240" w:lineRule="auto" w:before="100" w:after="40"/>
+        <w:jc w:val="left"/>
+      </w:pPr>
+      <w:r>
+        <w:rPr>
+          <w:rFonts w:ascii="Times New Roman" w:hAnsi="Times New Roman"/>
           <w:b/>
           <w:color w:val="1D4ED8"/>
           <w:sz w:val="24"/>
@@ -77,64 +198,46 @@
     </w:p>
     <w:p>
       <w:pPr>
-        <w:spacing w:after="80"/>
+        <w:keepNext w:val="0"/>
+        <w:widowControl/>
+        <w:spacing w:line="360" w:lineRule="auto" w:before="0" w:after="40"/>
+        <w:jc w:val="both"/>
       </w:pPr>
       <w:r>
         <w:rPr>
+          <w:rFonts w:ascii="Times New Roman" w:hAnsi="Times New Roman"/>
           <w:b w:val="0"/>
           <w:sz w:val="24"/>
         </w:rPr>
-        <w:t>Full Stack Developer working end to end: data modeling, APIs, microservices, frontend, CI/CD and production operations. Corporate experience in the agribusiness ecosystem (TOTVS PIMS ERP), across two microservice product lines (Spring Boot 3, Spring Cloud Gateway, Eureka, OpenFeign) with mission-critical integrations — SAP, TOTVS Protheus, B2B platforms and industrial hardware — on Oracle, SQL Server and PostgreSQL databases.</w:t>
+        <w:t>A developer who works across every stage of a system: understanding the need, organizing the data, building the logic, creating the screens and keeping everything running after delivery. My defining trait is technological flexibility. I have shipped production systems in the market’s main technologies, such as Java, Angular and Python, and I adapt quickly to new tools because I master the fundamentals they all share.</w:t>
       </w:r>
     </w:p>
     <w:p>
       <w:pPr>
-        <w:spacing w:after="80"/>
+        <w:keepNext w:val="0"/>
+        <w:widowControl/>
+        <w:spacing w:line="360" w:lineRule="auto" w:before="0" w:after="40"/>
+        <w:jc w:val="both"/>
       </w:pPr>
       <w:r>
         <w:rPr>
+          <w:rFonts w:ascii="Times New Roman" w:hAnsi="Times New Roman"/>
           <w:b w:val="0"/>
           <w:sz w:val="24"/>
         </w:rPr>
-        <w:t xml:space="preserve">In parallel, I design, build and </w:t>
-      </w:r>
-      <w:r>
-        <w:rPr>
-          <w:b/>
-          <w:sz w:val="24"/>
-        </w:rPr>
-        <w:t>operate my own products in production</w:t>
-      </w:r>
-      <w:r>
-        <w:rPr>
-          <w:b w:val="0"/>
-          <w:sz w:val="24"/>
-        </w:rPr>
-        <w:t>: a Linux VPS hosts three Spring Boot backends in Docker, with a GitHub Actions → GHCR → Watchtower pipeline (pull-based deployment), Cloudflare Tunnel at the edge, and real DEV/STAGING/PROD environments. Focus on verifiable engineering: versioned Flyway migrations, testing with JUnit, Testcontainers, Playwright and Vitest, and security with JWT, OAuth2, 2FA, AES-GCM encryption and rate limiting.</w:t>
+        <w:t>In practice, I know how to structure large systems in an organized way, make different systems talk to each other (such as integrating a new product with an ERP the company already uses), protect sensitive data and ensure quality with automated tests. I also build and maintain my own products, live today, taking care of every part: server, release of new versions and monitoring.</w:t>
       </w:r>
     </w:p>
     <w:p>
       <w:pPr>
-        <w:spacing w:after="80"/>
+        <w:keepNext/>
+        <w:widowControl/>
+        <w:spacing w:line="240" w:lineRule="auto" w:before="100" w:after="40"/>
+        <w:jc w:val="left"/>
       </w:pPr>
       <w:r>
         <w:rPr>
-          <w:b w:val="0"/>
-          <w:sz w:val="24"/>
-        </w:rPr>
-        <w:t>Knowledge of messaging (RabbitMQ) and hands-on use of asynchronous patterns: domain events, polling-based task queues, scheduled jobs and virtual threads. I use AI assistants (Claude and KIMI) as pair programmers — coding, review, debugging and architecture — always validating the results.</w:t>
-      </w:r>
-    </w:p>
-    <w:p>
-      <w:pPr>
-        <w:spacing w:before="280" w:after="80" w:line="240" w:lineRule="auto"/>
-        <w:jc w:val="left"/>
-        <w:pBdr>
-          <w:bottom w:val="single" w:sz="6" w:space="2" w:color="1D4ED8"/>
-        </w:pBdr>
-      </w:pPr>
-      <w:r>
-        <w:rPr>
+          <w:rFonts w:ascii="Times New Roman" w:hAnsi="Times New Roman"/>
           <w:b/>
           <w:color w:val="1D4ED8"/>
           <w:sz w:val="24"/>
@@ -144,245 +247,142 @@
     </w:p>
     <w:p>
       <w:pPr>
-        <w:spacing w:before="200" w:after="40" w:line="240" w:lineRule="auto"/>
+        <w:keepNext/>
+        <w:widowControl/>
+        <w:spacing w:line="240" w:lineRule="auto" w:before="100" w:after="40"/>
         <w:jc w:val="left"/>
       </w:pPr>
       <w:r>
         <w:rPr>
+          <w:rFonts w:ascii="Times New Roman" w:hAnsi="Times New Roman"/>
           <w:b/>
           <w:sz w:val="24"/>
         </w:rPr>
-        <w:t>TOTVS (agribusiness sector) — Mid-level Full Stack Developer (Contractor)</w:t>
-      </w:r>
-      <w:r>
-        <w:rPr>
-          <w:i/>
-          <w:color w:val="444444"/>
-          <w:sz w:val="22"/>
-        </w:rPr>
-        <w:t xml:space="preserve">   Nov 2024 – present</w:t>
+        <w:t>TOTVS (agribusiness sector) · Mid-level Full Stack Developer (contractor) · Nov 2024 – present</w:t>
       </w:r>
     </w:p>
     <w:p>
       <w:pPr>
-        <w:spacing w:after="80"/>
+        <w:keepNext w:val="0"/>
+        <w:widowControl/>
+        <w:spacing w:line="360" w:lineRule="auto" w:before="0" w:after="40"/>
+        <w:jc w:val="both"/>
       </w:pPr>
       <w:r>
         <w:rPr>
+          <w:rFonts w:ascii="Times New Roman" w:hAnsi="Times New Roman"/>
           <w:b w:val="0"/>
           <w:sz w:val="24"/>
         </w:rPr>
-        <w:t>Development and maintenance of agribusiness management platforms — costs, cash flow, materials, suppliers, weighing/scales, industrial production and harvest optimization — in a microservices architecture integrated with the PIMS ERP.</w:t>
+        <w:t>I develop and maintain management systems for agribusiness companies, integrated with the TOTVS PIMS ERP, covering areas such as costs, cash flow, purchasing, suppliers, truck weighing and industrial production. The two product lines add up to about thirty services working together, built in Java (Spring Boot).</w:t>
       </w:r>
     </w:p>
     <w:p>
       <w:pPr>
-        <w:pStyle w:val="ListBullet"/>
-        <w:spacing w:line="360" w:lineRule="auto" w:after="40"/>
-        <w:ind w:left="425"/>
+        <w:keepNext w:val="0"/>
+        <w:widowControl/>
+        <w:spacing w:line="360" w:lineRule="auto" w:before="0" w:after="40"/>
         <w:jc w:val="both"/>
       </w:pPr>
       <w:r>
         <w:rPr>
-          <w:b/>
-          <w:sz w:val="24"/>
-        </w:rPr>
-        <w:t xml:space="preserve">Microservices: </w:t>
-      </w:r>
-      <w:r>
-        <w:rPr>
+          <w:rFonts w:ascii="Times New Roman" w:hAnsi="Times New Roman"/>
           <w:b w:val="0"/>
           <w:sz w:val="24"/>
         </w:rPr>
-        <w:t>work on two product lines totaling ~30 Spring Boot 3 services (Java 17/21), with two gateway patterns — Spring Cloud Gateway with static routes + OpenFeign in one line, and Gateway + Netflix Eureka (service discovery, 13 routes) in the other; observability with Actuator and Prometheus.</w:t>
+        <w:t>A large part of my work is making different systems talk to each other. I connect the products to SAP (contracts, invoices, weighings and costs), to other TOTVS systems, to a procurement platform and even to an industrial scale that sends truck weights straight into the system. For that I work with three databases at the same time (PostgreSQL, Oracle and SQL Server), taking care of data organization and query performance.</w:t>
       </w:r>
     </w:p>
     <w:p>
       <w:pPr>
-        <w:pStyle w:val="ListBullet"/>
-        <w:spacing w:line="360" w:lineRule="auto" w:after="40"/>
-        <w:ind w:left="425"/>
+        <w:keepNext w:val="0"/>
+        <w:widowControl/>
+        <w:spacing w:line="360" w:lineRule="auto" w:before="0" w:after="40"/>
         <w:jc w:val="both"/>
       </w:pPr>
       <w:r>
         <w:rPr>
-          <w:b/>
-          <w:sz w:val="24"/>
-        </w:rPr>
-        <w:t xml:space="preserve">Mission-critical integrations: </w:t>
-      </w:r>
-      <w:r>
-        <w:rPr>
+          <w:rFonts w:ascii="Times New Roman" w:hAnsi="Times New Roman"/>
           <w:b w:val="0"/>
           <w:sz w:val="24"/>
         </w:rPr>
-        <w:t>SAP connector (contracts, invoices, weighings, provisions and costs), PIMS ↔ TOTVS Protheus interfaces, CIB2B procurement platform, Milvus helpdesk (REST API + RPA with Selenium) and Toledo industrial scale reading over raw TCP socket.</w:t>
+        <w:t>I also modernize older systems, rewriting them in current versions of the technologies without stopping the operation, and build the screens users work with (Angular). Every delivery goes through three environments (development, testing and production) with automated releases.</w:t>
       </w:r>
     </w:p>
     <w:p>
       <w:pPr>
-        <w:pStyle w:val="ListBullet"/>
-        <w:spacing w:line="360" w:lineRule="auto" w:after="40"/>
-        <w:ind w:left="425"/>
+        <w:keepNext/>
+        <w:widowControl/>
+        <w:spacing w:line="240" w:lineRule="auto" w:before="100" w:after="40"/>
+        <w:jc w:val="left"/>
+      </w:pPr>
+      <w:r>
+        <w:rPr>
+          <w:rFonts w:ascii="Times New Roman" w:hAnsi="Times New Roman"/>
+          <w:b/>
+          <w:sz w:val="24"/>
+        </w:rPr>
+        <w:t>CNH Industrial · Project Management Intern · Jun 2022 – Jun 2024</w:t>
+      </w:r>
+    </w:p>
+    <w:p>
+      <w:pPr>
+        <w:keepNext w:val="0"/>
+        <w:widowControl/>
+        <w:spacing w:line="360" w:lineRule="auto" w:before="0" w:after="40"/>
         <w:jc w:val="both"/>
       </w:pPr>
       <w:r>
         <w:rPr>
-          <w:b/>
-          <w:sz w:val="24"/>
-        </w:rPr>
-        <w:t xml:space="preserve">Multi-database: </w:t>
-      </w:r>
-      <w:r>
-        <w:rPr>
+          <w:rFonts w:ascii="Times New Roman" w:hAnsi="Times New Roman"/>
           <w:b w:val="0"/>
           <w:sz w:val="24"/>
         </w:rPr>
-        <w:t>PostgreSQL in the products, Oracle in the PIMS ERP and SQL Server in PIMS Multicultivo — data modeling, query optimization and scheduled synchronization jobs between ERP and products.</w:t>
+        <w:t>Parts management in projects, from registration to supplier relations, automating controls and data analysis with macros and pivot tables.</w:t>
       </w:r>
     </w:p>
     <w:p>
       <w:pPr>
-        <w:pStyle w:val="ListBullet"/>
-        <w:spacing w:line="360" w:lineRule="auto" w:after="40"/>
-        <w:ind w:left="425"/>
+        <w:keepNext/>
+        <w:widowControl/>
+        <w:spacing w:line="240" w:lineRule="auto" w:before="100" w:after="40"/>
+        <w:jc w:val="left"/>
+      </w:pPr>
+      <w:r>
+        <w:rPr>
+          <w:rFonts w:ascii="Times New Roman" w:hAnsi="Times New Roman"/>
+          <w:b/>
+          <w:sz w:val="24"/>
+        </w:rPr>
+        <w:t>Elring Klinger · Kaizen Intern · Mar 2022 – May 2022</w:t>
+      </w:r>
+    </w:p>
+    <w:p>
+      <w:pPr>
+        <w:keepNext w:val="0"/>
+        <w:widowControl/>
+        <w:spacing w:line="360" w:lineRule="auto" w:before="0" w:after="40"/>
         <w:jc w:val="both"/>
       </w:pPr>
       <w:r>
         <w:rPr>
-          <w:b/>
-          <w:sz w:val="24"/>
-        </w:rPr>
-        <w:t xml:space="preserve">Legacy modernization: </w:t>
-      </w:r>
-      <w:r>
-        <w:rPr>
+          <w:rFonts w:ascii="Times New Roman" w:hAnsi="Times New Roman"/>
           <w:b w:val="0"/>
           <w:sz w:val="24"/>
         </w:rPr>
-        <w:t>rewriting Java 8 / Spring Boot 2 integrations (WAR on Tomcat) to Java 17/21 / Spring Boot 3, and contributing to the evolution of a legacy product (Angular 8 → Angular 19).</w:t>
+        <w:t>Tracking of Kaizen requests and automation of report generation for several departments.</w:t>
       </w:r>
     </w:p>
     <w:p>
       <w:pPr>
-        <w:pStyle w:val="ListBullet"/>
-        <w:spacing w:line="360" w:lineRule="auto" w:after="40"/>
-        <w:ind w:left="425"/>
-        <w:jc w:val="both"/>
-      </w:pPr>
-      <w:r>
-        <w:rPr>
-          <w:b/>
-          <w:sz w:val="24"/>
-        </w:rPr>
-        <w:t xml:space="preserve">Frontend: </w:t>
-      </w:r>
-      <w:r>
-        <w:rPr>
-          <w:b w:val="0"/>
-          <w:sz w:val="24"/>
-        </w:rPr>
-        <w:t>Angular 17–20 portals (PrimeNG, TailwindCSS, ECharts/Chart.js, i18n), including Angular 20 with SSR; maintenance of a livestock management product in Python/Django REST + Vue 3 supporting Oracle, SQL Server and PostgreSQL simultaneously.</w:t>
-      </w:r>
-    </w:p>
-    <w:p>
-      <w:pPr>
-        <w:pStyle w:val="ListBullet"/>
-        <w:spacing w:line="360" w:lineRule="auto" w:after="40"/>
-        <w:ind w:left="425"/>
-        <w:jc w:val="both"/>
-      </w:pPr>
-      <w:r>
-        <w:rPr>
-          <w:b/>
-          <w:sz w:val="24"/>
-        </w:rPr>
-        <w:t xml:space="preserve">CI/CD: </w:t>
-      </w:r>
-      <w:r>
-        <w:rPr>
-          <w:b w:val="0"/>
-          <w:sz w:val="24"/>
-        </w:rPr>
-        <w:t>GitHub Actions pipelines deploying the portal to Azure Static Web Apps across 3 environments; DEV/STAGING/PROD Git flow.</w:t>
-      </w:r>
-    </w:p>
-    <w:p>
-      <w:pPr>
-        <w:spacing w:before="200" w:after="40" w:line="240" w:lineRule="auto"/>
+        <w:keepNext/>
+        <w:widowControl/>
+        <w:spacing w:line="240" w:lineRule="auto" w:before="100" w:after="40"/>
         <w:jc w:val="left"/>
       </w:pPr>
       <w:r>
         <w:rPr>
-          <w:b/>
-          <w:sz w:val="24"/>
-        </w:rPr>
-        <w:t>CNH Industrial — Project Management Intern</w:t>
-      </w:r>
-      <w:r>
-        <w:rPr>
-          <w:i/>
-          <w:color w:val="444444"/>
-          <w:sz w:val="22"/>
-        </w:rPr>
-        <w:t xml:space="preserve">   Jun 2022 – Jun 2024</w:t>
-      </w:r>
-    </w:p>
-    <w:p>
-      <w:pPr>
-        <w:spacing w:after="80"/>
-      </w:pPr>
-      <w:r>
-        <w:rPr>
-          <w:b w:val="0"/>
-          <w:sz w:val="24"/>
-        </w:rPr>
-        <w:t>Parts management in projects, from registration to supplier relations; automation of data control and analysis with macros and pivot tables.</w:t>
-      </w:r>
-    </w:p>
-    <w:p>
-      <w:pPr>
-        <w:spacing w:before="200" w:after="40" w:line="240" w:lineRule="auto"/>
-        <w:jc w:val="left"/>
-      </w:pPr>
-      <w:r>
-        <w:rPr>
-          <w:b/>
-          <w:sz w:val="24"/>
-        </w:rPr>
-        <w:t>Elring Klinger — Kaizen Intern</w:t>
-      </w:r>
-      <w:r>
-        <w:rPr>
-          <w:i/>
-          <w:color w:val="444444"/>
-          <w:sz w:val="22"/>
-        </w:rPr>
-        <w:t xml:space="preserve">   Mar 2022 – May 2022</w:t>
-      </w:r>
-    </w:p>
-    <w:p>
-      <w:pPr>
-        <w:spacing w:after="80"/>
-      </w:pPr>
-      <w:r>
-        <w:rPr>
-          <w:b w:val="0"/>
-          <w:sz w:val="24"/>
-        </w:rPr>
-        <w:t>Follow-up of Kaizen requests and automation of report generation for several departments.</w:t>
-      </w:r>
-    </w:p>
-    <w:p>
-      <w:pPr>
-        <w:spacing w:before="280" w:after="80" w:line="240" w:lineRule="auto"/>
-        <w:jc w:val="left"/>
-        <w:pBdr>
-          <w:bottom w:val="single" w:sz="6" w:space="2" w:color="1D4ED8"/>
-        </w:pBdr>
-      </w:pPr>
-      <w:r>
-        <w:rPr>
+          <w:rFonts w:ascii="Times New Roman" w:hAnsi="Times New Roman"/>
           <w:b/>
           <w:color w:val="1D4ED8"/>
           <w:sz w:val="24"/>
@@ -392,410 +392,186 @@
     </w:p>
     <w:p>
       <w:pPr>
-        <w:spacing w:after="80"/>
+        <w:keepNext w:val="0"/>
+        <w:widowControl/>
+        <w:spacing w:line="360" w:lineRule="auto" w:before="0" w:after="40"/>
+        <w:jc w:val="both"/>
       </w:pPr>
       <w:r>
         <w:rPr>
-          <w:i/>
+          <w:rFonts w:ascii="Times New Roman" w:hAnsi="Times New Roman"/>
+          <w:b w:val="0"/>
           <w:sz w:val="24"/>
         </w:rPr>
-        <w:t>Complete products that I conceived, developed and operate alone in production — backend, frontend, database, CI/CD and infrastructure — using AI (Claude and KIMI) as a pair programmer.</w:t>
+        <w:t>Products I created from scratch and keep running live, taking care of every part: system, database, server and releases. I use AI assistants as support, always critically reviewing the result.</w:t>
       </w:r>
     </w:p>
     <w:p>
       <w:pPr>
-        <w:spacing w:before="200" w:after="40" w:line="240" w:lineRule="auto"/>
+        <w:keepNext/>
+        <w:widowControl/>
+        <w:spacing w:line="240" w:lineRule="auto" w:before="100" w:after="40"/>
         <w:jc w:val="left"/>
       </w:pPr>
       <w:r>
         <w:rPr>
+          <w:rFonts w:ascii="Times New Roman" w:hAnsi="Times New Roman"/>
           <w:b/>
           <w:sz w:val="24"/>
         </w:rPr>
-        <w:t>Monevas — personal finance and investment analysis</w:t>
       </w:r>
       <w:r>
         <w:rPr>
-          <w:i/>
-          <w:color w:val="444444"/>
-          <w:sz w:val="22"/>
+          <w:rFonts w:ascii="Times New Roman" w:hAnsi="Times New Roman"/>
+          <w:b/>
+          <w:sz w:val="24"/>
         </w:rPr>
-        <w:t xml:space="preserve">   hmg.monevas.com</w:t>
+        <w:t>Monevas: personal finance and investment analysis (</w:t>
+      </w:r>
+      <w:hyperlink r:id="rId12">
+        <w:r>
+          <w:rPr>
+            <w:rFonts w:ascii="Times New Roman" w:hAnsi="Times New Roman"/>
+            <w:sz w:val="24"/>
+            <w:szCs w:val="24"/>
+            <w:color w:val="1D4ED8"/>
+            <w:u w:val="single"/>
+            <w:b/>
+          </w:rPr>
+          <w:t>hmg.monevas.com</w:t>
+        </w:r>
+      </w:hyperlink>
+      <w:r>
+        <w:rPr>
+          <w:rFonts w:ascii="Times New Roman" w:hAnsi="Times New Roman"/>
+          <w:b/>
+          <w:sz w:val="24"/>
+        </w:rPr>
+        <w:t>)</w:t>
       </w:r>
     </w:p>
     <w:p>
       <w:pPr>
-        <w:pStyle w:val="ListBullet"/>
-        <w:spacing w:line="360" w:lineRule="auto" w:after="40"/>
-        <w:ind w:left="425"/>
+        <w:keepNext w:val="0"/>
+        <w:widowControl/>
+        <w:spacing w:line="360" w:lineRule="auto" w:before="0" w:after="40"/>
         <w:jc w:val="both"/>
       </w:pPr>
       <w:r>
         <w:rPr>
-          <w:b/>
-          <w:sz w:val="24"/>
-        </w:rPr>
-        <w:t xml:space="preserve">Backend: </w:t>
-      </w:r>
-      <w:r>
-        <w:rPr>
+          <w:rFonts w:ascii="Times New Roman" w:hAnsi="Times New Roman"/>
           <w:b w:val="0"/>
           <w:sz w:val="24"/>
         </w:rPr>
-        <w:t>Java 21 + Spring Boot as a modular Maven monolith with 8 modules and ~120 Flyway migrations (Hibernate in validate mode); JWT + e-mail 2FA, AES-GCM encryption of sensitive data at rest, custom rate limiting with trusted proxies and anti-slowloris protections.</w:t>
+        <w:t>A personal finance and investment analysis platform. It automatically collects data from the stock exchange and official bodies (B3 and CVM), keeps a history of nearly 9 million price records and helps evaluate stocks through five different methods. It has two-step login verification and encryption of sensitive data. Keeping it live taught me to diagnose and fix real server problems, such as memory exhaustion and silent component failures.</w:t>
       </w:r>
     </w:p>
     <w:p>
       <w:pPr>
-        <w:pStyle w:val="ListBullet"/>
-        <w:spacing w:line="360" w:lineRule="auto" w:after="40"/>
-        <w:ind w:left="425"/>
+        <w:keepNext/>
+        <w:widowControl/>
+        <w:spacing w:line="240" w:lineRule="auto" w:before="100" w:after="40"/>
+        <w:jc w:val="left"/>
+      </w:pPr>
+      <w:r>
+        <w:rPr>
+          <w:rFonts w:ascii="Times New Roman" w:hAnsi="Times New Roman"/>
+          <w:b/>
+          <w:sz w:val="24"/>
+        </w:rPr>
+        <w:t>Lingua: language learning with spaced repetition</w:t>
+      </w:r>
+    </w:p>
+    <w:p>
+      <w:pPr>
+        <w:keepNext w:val="0"/>
+        <w:widowControl/>
+        <w:spacing w:line="360" w:lineRule="auto" w:before="0" w:after="40"/>
         <w:jc w:val="both"/>
       </w:pPr>
       <w:r>
         <w:rPr>
-          <w:b/>
-          <w:sz w:val="24"/>
-        </w:rPr>
-        <w:t xml:space="preserve">Market data ingestion: </w:t>
-      </w:r>
-      <w:r>
-        <w:rPr>
+          <w:rFonts w:ascii="Times New Roman" w:hAnsi="Times New Roman"/>
           <w:b w:val="0"/>
           <w:sz w:val="24"/>
         </w:rPr>
-        <w:t>Python service (FastAPI) collecting from B3, CVM and Yahoo Finance — quotes, dividends, financial statements and REITs — into a database with 8.9 million candles; global throttling and retry with backoff against rate limits.</w:t>
+        <w:t>A language-study app that shows each word at the right moment to review, so the learner does not forget. It works on desktop and mobile, with synthesized voice audio and speech recognition. I calibrated the review method with simulations and rigorous testing: the final configuration retains 81% of vocabulary after one week, versus 7% for the worst configuration.</w:t>
       </w:r>
     </w:p>
     <w:p>
       <w:pPr>
-        <w:pStyle w:val="ListBullet"/>
-        <w:spacing w:line="360" w:lineRule="auto" w:after="40"/>
-        <w:ind w:left="425"/>
+        <w:keepNext/>
+        <w:widowControl/>
+        <w:spacing w:line="240" w:lineRule="auto" w:before="100" w:after="40"/>
+        <w:jc w:val="left"/>
+      </w:pPr>
+      <w:r>
+        <w:rPr>
+          <w:rFonts w:ascii="Times New Roman" w:hAnsi="Times New Roman"/>
+          <w:b/>
+          <w:sz w:val="24"/>
+        </w:rPr>
+        <w:t>Monitorame: logistics for fleets, shipments, sensors and routes</w:t>
+      </w:r>
+    </w:p>
+    <w:p>
+      <w:pPr>
+        <w:keepNext w:val="0"/>
+        <w:widowControl/>
+        <w:spacing w:line="360" w:lineRule="auto" w:before="0" w:after="40"/>
         <w:jc w:val="both"/>
       </w:pPr>
       <w:r>
         <w:rPr>
-          <w:b/>
-          <w:sz w:val="24"/>
-        </w:rPr>
-        <w:t xml:space="preserve">Analytics: </w:t>
-      </w:r>
-      <w:r>
-        <w:rPr>
+          <w:rFonts w:ascii="Times New Roman" w:hAnsi="Times New Roman"/>
           <w:b w:val="0"/>
           <w:sz w:val="24"/>
         </w:rPr>
-        <w:t>native desktop application (PySide6 + pyqtgraph) with a 4-layer architecture enforced by tests; 5 valuation methods, screener and percentile-based scoring; authentication delegated to the backend.</w:t>
+        <w:t>A logistics system to manage fleets, deliveries, sensors and routes. It calculates the best path and stop order for vehicles and shows everything on interactive maps. Every code change goes through an automatic battery of tests, from the database to the screens, before being released.</w:t>
       </w:r>
     </w:p>
     <w:p>
       <w:pPr>
-        <w:pStyle w:val="ListBullet"/>
-        <w:spacing w:line="360" w:lineRule="auto" w:after="40"/>
-        <w:ind w:left="425"/>
+        <w:keepNext/>
+        <w:widowControl/>
+        <w:spacing w:line="240" w:lineRule="auto" w:before="100" w:after="40"/>
+        <w:jc w:val="left"/>
+      </w:pPr>
+      <w:r>
+        <w:rPr>
+          <w:rFonts w:ascii="Times New Roman" w:hAnsi="Times New Roman"/>
+          <w:b/>
+          <w:sz w:val="24"/>
+        </w:rPr>
+        <w:t>Activity Manager: time tracking with AI classification (Linux)</w:t>
+      </w:r>
+    </w:p>
+    <w:p>
+      <w:pPr>
+        <w:keepNext w:val="0"/>
+        <w:widowControl/>
+        <w:spacing w:line="360" w:lineRule="auto" w:before="0" w:after="40"/>
         <w:jc w:val="both"/>
       </w:pPr>
       <w:r>
         <w:rPr>
-          <w:b/>
-          <w:sz w:val="24"/>
-        </w:rPr>
-        <w:t xml:space="preserve">Frontend: </w:t>
-      </w:r>
-      <w:r>
-        <w:rPr>
+          <w:rFonts w:ascii="Times New Roman" w:hAnsi="Times New Roman"/>
           <w:b w:val="0"/>
           <w:sz w:val="24"/>
         </w:rPr>
-        <w:t>Angular 21 + PrimeNG, i18n (pt/en/es), Vitest tests as a build gate, deployed on Vercel.</w:t>
+        <w:t>A program that records how the user spends time on the computer and classifies activities automatically with AI. It was designed to protect privacy: the analysis happens on the user’s own computer and the server never sees window contents.</w:t>
       </w:r>
     </w:p>
     <w:p>
       <w:pPr>
-        <w:pStyle w:val="ListBullet"/>
-        <w:spacing w:line="360" w:lineRule="auto" w:after="40"/>
-        <w:ind w:left="425"/>
-        <w:jc w:val="both"/>
-      </w:pPr>
-      <w:r>
-        <w:rPr>
-          <w:b/>
-          <w:sz w:val="24"/>
-        </w:rPr>
-        <w:t xml:space="preserve">Infra/CI: </w:t>
-      </w:r>
-      <w:r>
-        <w:rPr>
-          <w:b w:val="0"/>
-          <w:sz w:val="24"/>
-        </w:rPr>
-        <w:t>GitHub Actions → GHCR → Watchtower on the VPS (pull-based deployment, GitHub never reaches the server); Cloudflare Tunnel at the edge; a real staging environment before promoting to production.</w:t>
-      </w:r>
-    </w:p>
-    <w:p>
-      <w:pPr>
-        <w:pStyle w:val="ListBullet"/>
-        <w:spacing w:line="360" w:lineRule="auto" w:after="40"/>
-        <w:ind w:left="425"/>
-        <w:jc w:val="both"/>
-      </w:pPr>
-      <w:r>
-        <w:rPr>
-          <w:b/>
-          <w:sz w:val="24"/>
-        </w:rPr>
-        <w:t xml:space="preserve">Challenges solved: </w:t>
-      </w:r>
-      <w:r>
-        <w:rPr>
-          <w:b w:val="0"/>
-          <w:sz w:val="24"/>
-        </w:rPr>
-        <w:t>JVM OOMKill (exit 137) on a 4 GB VPS during price synchronization, fixed with per-container memory limits and MaxRAMPercentage tuning; yfinance dependency pinned after columns silently became NULL; diagnosis of a silent Watchtower restart loop (Docker API incompatibility) that was blocking deployments.</w:t>
-      </w:r>
-    </w:p>
-    <w:p>
-      <w:pPr>
-        <w:spacing w:before="200" w:after="40" w:line="240" w:lineRule="auto"/>
+        <w:keepNext/>
+        <w:widowControl/>
+        <w:spacing w:line="240" w:lineRule="auto" w:before="100" w:after="40"/>
         <w:jc w:val="left"/>
       </w:pPr>
       <w:r>
         <w:rPr>
-          <w:b/>
-          <w:sz w:val="24"/>
-        </w:rPr>
-        <w:t>Lingua — language learning with spaced repetition</w:t>
-      </w:r>
-    </w:p>
-    <w:p>
-      <w:pPr>
-        <w:pStyle w:val="ListBullet"/>
-        <w:spacing w:line="360" w:lineRule="auto" w:after="40"/>
-        <w:ind w:left="425"/>
-        <w:jc w:val="both"/>
-      </w:pPr>
-      <w:r>
-        <w:rPr>
-          <w:b w:val="0"/>
-          <w:sz w:val="24"/>
-        </w:rPr>
-        <w:t>Backend in Java 21 + Spring Boot + PostgreSQL; desktop (Electron/Wayland) and Android (Capacitor) clients; speech synthesis (edge-tts) and speech recognition (Whisper) running on CPU inside the container.</w:t>
-      </w:r>
-    </w:p>
-    <w:p>
-      <w:pPr>
-        <w:pStyle w:val="ListBullet"/>
-        <w:spacing w:line="360" w:lineRule="auto" w:after="40"/>
-        <w:ind w:left="425"/>
-        <w:jc w:val="both"/>
-      </w:pPr>
-      <w:r>
-        <w:rPr>
-          <w:b/>
-          <w:sz w:val="24"/>
-        </w:rPr>
-        <w:t xml:space="preserve">Spaced-repetition engine ported from JavaScript to Java </w:t>
-      </w:r>
-      <w:r>
-        <w:rPr>
-          <w:b w:val="0"/>
-          <w:sz w:val="24"/>
-        </w:rPr>
-        <w:t>with differential tests (200 trajectories compared bit by bit against the original engine); parameters chosen through synthetic-student simulation with ablation — 7-day retention of 81% vs 7% in the worst configuration.</w:t>
-      </w:r>
-    </w:p>
-    <w:p>
-      <w:pPr>
-        <w:pStyle w:val="ListBullet"/>
-        <w:spacing w:line="360" w:lineRule="auto" w:after="40"/>
-        <w:ind w:left="425"/>
-        <w:jc w:val="both"/>
-      </w:pPr>
-      <w:r>
-        <w:rPr>
-          <w:b w:val="0"/>
-          <w:sz w:val="24"/>
-        </w:rPr>
-        <w:t>Multi-provider AI integration on the client (Anthropic, OpenAI, Gemini) with structured output; lyrics and metadata lookup (LRCLIB, Deezer) with candidates fetched in parallel using virtual threads.</w:t>
-      </w:r>
-    </w:p>
-    <w:p>
-      <w:pPr>
-        <w:pStyle w:val="ListBullet"/>
-        <w:spacing w:line="360" w:lineRule="auto" w:after="40"/>
-        <w:ind w:left="425"/>
-        <w:jc w:val="both"/>
-      </w:pPr>
-      <w:r>
-        <w:rPr>
-          <w:b/>
-          <w:sz w:val="24"/>
-        </w:rPr>
-        <w:t xml:space="preserve">Challenges solved: </w:t>
-      </w:r>
-      <w:r>
-        <w:rPr>
-          <w:b w:val="0"/>
-          <w:sz w:val="24"/>
-        </w:rPr>
-        <w:t>a silent uid permission failure on a Docker volume turned into a build error through smoke tests baked into the image; synchronization of thousands of audio files across devices via catalog, manifest and reconciliation.</w:t>
-      </w:r>
-    </w:p>
-    <w:p>
-      <w:pPr>
-        <w:spacing w:before="200" w:after="40" w:line="240" w:lineRule="auto"/>
-        <w:jc w:val="left"/>
-      </w:pPr>
-      <w:r>
-        <w:rPr>
-          <w:b/>
-          <w:sz w:val="24"/>
-        </w:rPr>
-        <w:t>Monitorame — logistics: fleets, shipments, sensors and routes</w:t>
-      </w:r>
-    </w:p>
-    <w:p>
-      <w:pPr>
-        <w:pStyle w:val="ListBullet"/>
-        <w:spacing w:line="360" w:lineRule="auto" w:after="40"/>
-        <w:ind w:left="425"/>
-        <w:jc w:val="both"/>
-      </w:pPr>
-      <w:r>
-        <w:rPr>
-          <w:b/>
-          <w:sz w:val="24"/>
-        </w:rPr>
-        <w:t xml:space="preserve">Modular Spring Boot 3.5 monolith with 15 Maven modules </w:t>
-      </w:r>
-      <w:r>
-        <w:rPr>
-          <w:b w:val="0"/>
-          <w:sz w:val="24"/>
-        </w:rPr>
-        <w:t>and an acyclic dependency graph; inter-module communication through Spring domain events; soft delete across all resources.</w:t>
-      </w:r>
-    </w:p>
-    <w:p>
-      <w:pPr>
-        <w:pStyle w:val="ListBullet"/>
-        <w:spacing w:line="360" w:lineRule="auto" w:after="40"/>
-        <w:ind w:left="425"/>
-        <w:jc w:val="both"/>
-      </w:pPr>
-      <w:r>
-        <w:rPr>
-          <w:b w:val="0"/>
-          <w:sz w:val="24"/>
-        </w:rPr>
-        <w:t>Routing with OSRM (distance matrix + routes), deterministic haversine fallback and stop optimization with nearest-neighbor + 2-opt; Angular 22 + Leaflet frontend.</w:t>
-      </w:r>
-    </w:p>
-    <w:p>
-      <w:pPr>
-        <w:pStyle w:val="ListBullet"/>
-        <w:spacing w:line="360" w:lineRule="auto" w:after="40"/>
-        <w:ind w:left="425"/>
-        <w:jc w:val="both"/>
-      </w:pPr>
-      <w:r>
-        <w:rPr>
-          <w:b/>
-          <w:sz w:val="24"/>
-        </w:rPr>
-        <w:t xml:space="preserve">Quality: </w:t>
-      </w:r>
-      <w:r>
-        <w:rPr>
-          <w:b w:val="0"/>
-          <w:sz w:val="24"/>
-        </w:rPr>
-        <w:t>CI with 3 jobs — backend with Testcontainers (real PostgreSQL), frontend, and Playwright e2e; 3-stage compose with chained healthchecks and Nginx proxying /api (eliminating CORS and API URLs in the bundle).</w:t>
-      </w:r>
-    </w:p>
-    <w:p>
-      <w:pPr>
-        <w:spacing w:before="200" w:after="40" w:line="240" w:lineRule="auto"/>
-        <w:jc w:val="left"/>
-      </w:pPr>
-      <w:r>
-        <w:rPr>
-          <w:b/>
-          <w:sz w:val="24"/>
-        </w:rPr>
-        <w:t>Activity Manager — time tracking with AI classification (Linux)</w:t>
-      </w:r>
-    </w:p>
-    <w:p>
-      <w:pPr>
-        <w:pStyle w:val="ListBullet"/>
-        <w:spacing w:line="360" w:lineRule="auto" w:after="40"/>
-        <w:ind w:left="425"/>
-        <w:jc w:val="both"/>
-      </w:pPr>
-      <w:r>
-        <w:rPr>
-          <w:b w:val="0"/>
-          <w:sz w:val="24"/>
-        </w:rPr>
-        <w:t>Electron integrated with the Hyprland/Wayland compositor (global shortcuts and window/idle collection via the event socket); Spring Boot + PostgreSQL backend.</w:t>
-      </w:r>
-    </w:p>
-    <w:p>
-      <w:pPr>
-        <w:pStyle w:val="ListBullet"/>
-        <w:spacing w:line="360" w:lineRule="auto" w:after="40"/>
-        <w:ind w:left="425"/>
-        <w:jc w:val="both"/>
-      </w:pPr>
-      <w:r>
-        <w:rPr>
-          <w:b/>
-          <w:sz w:val="24"/>
-        </w:rPr>
-        <w:t xml:space="preserve">4-stage classification </w:t>
-      </w:r>
-      <w:r>
-        <w:rPr>
-          <w:b w:val="0"/>
-          <w:sz w:val="24"/>
-        </w:rPr>
-        <w:t>(idle → user rules → cache → AI queue): the server enqueues tasks and devices poll outbound (works behind NAT), running the model locally (Ollama/Claude); categories guaranteed by an enum in the structured-output schema; the server never sees window titles — privacy by architecture.</w:t>
-      </w:r>
-    </w:p>
-    <w:p>
-      <w:pPr>
-        <w:spacing w:before="200" w:after="40" w:line="240" w:lineRule="auto"/>
-        <w:jc w:val="left"/>
-      </w:pPr>
-      <w:r>
-        <w:rPr>
-          <w:b/>
-          <w:sz w:val="24"/>
-        </w:rPr>
-        <w:t>Educa — multi-role academic portal</w:t>
-      </w:r>
-    </w:p>
-    <w:p>
-      <w:pPr>
-        <w:spacing w:after="80"/>
-      </w:pPr>
-      <w:r>
-        <w:rPr>
-          <w:b w:val="0"/>
-          <w:sz w:val="24"/>
-        </w:rPr>
-        <w:t>Spring Boot 3.5 + PostgreSQL + Flyway; Angular 21 + PrimeNG + Tailwind; dashboards (Chart.js) for students, teachers and institutions across 23 screens; JWT; 3 environments.</w:t>
-      </w:r>
-    </w:p>
-    <w:p>
-      <w:pPr>
-        <w:spacing w:before="200" w:after="40" w:line="240" w:lineRule="auto"/>
-        <w:jc w:val="left"/>
-      </w:pPr>
-      <w:r>
-        <w:rPr>
+          <w:rFonts w:ascii="Times New Roman" w:hAnsi="Times New Roman"/>
           <w:b/>
           <w:sz w:val="24"/>
         </w:rPr>
@@ -804,124 +580,30 @@
     </w:p>
     <w:p>
       <w:pPr>
-        <w:pStyle w:val="ListBullet"/>
-        <w:spacing w:line="360" w:lineRule="auto" w:after="40"/>
-        <w:ind w:left="425"/>
+        <w:keepNext w:val="0"/>
+        <w:widowControl/>
+        <w:spacing w:line="360" w:lineRule="auto" w:before="0" w:after="40"/>
         <w:jc w:val="both"/>
       </w:pPr>
       <w:r>
         <w:rPr>
-          <w:b/>
-          <w:sz w:val="24"/>
-        </w:rPr>
-        <w:t xml:space="preserve">mail-reader </w:t>
-      </w:r>
-      <w:r>
-        <w:rPr>
+          <w:rFonts w:ascii="Times New Roman" w:hAnsi="Times New Roman"/>
           <w:b w:val="0"/>
           <w:sz w:val="24"/>
         </w:rPr>
-        <w:t>— desktop e-mail client (Electron) with Gmail API and Microsoft Graph via OAuth; tokens encrypted in the OS keychain.</w:t>
+        <w:t>I also maintain: an academic portal with dashboards for students, teachers and institutions (23 screens); a desktop e-mail reader (Gmail and Outlook); a self-hosted family locator on a map; an extension published on the official VS Code marketplace; and analysis of public health data (DATASUS).</w:t>
       </w:r>
     </w:p>
     <w:p>
       <w:pPr>
-        <w:pStyle w:val="ListBullet"/>
-        <w:spacing w:line="360" w:lineRule="auto" w:after="40"/>
-        <w:ind w:left="425"/>
-        <w:jc w:val="both"/>
+        <w:keepNext/>
+        <w:widowControl/>
+        <w:spacing w:line="240" w:lineRule="auto" w:before="100" w:after="40"/>
+        <w:jc w:val="left"/>
       </w:pPr>
       <w:r>
         <w:rPr>
-          <w:b/>
-          <w:sz w:val="24"/>
-        </w:rPr>
-        <w:t xml:space="preserve">Farol </w:t>
-      </w:r>
-      <w:r>
-        <w:rPr>
-          <w:b w:val="0"/>
-          <w:sz w:val="24"/>
-        </w:rPr>
-        <w:t>— self-hosted family location sharing: Node/Express + Socket.IO + PostgreSQL/PostGIS (geofencing with ST_DWithin), Leaflet PWA, OwnTracks integration.</w:t>
-      </w:r>
-    </w:p>
-    <w:p>
-      <w:pPr>
-        <w:pStyle w:val="ListBullet"/>
-        <w:spacing w:line="360" w:lineRule="auto" w:after="40"/>
-        <w:ind w:left="425"/>
-        <w:jc w:val="both"/>
-      </w:pPr>
-      <w:r>
-        <w:rPr>
-          <w:b/>
-          <w:sz w:val="24"/>
-        </w:rPr>
-        <w:t xml:space="preserve">git-manager </w:t>
-      </w:r>
-      <w:r>
-        <w:rPr>
-          <w:b w:val="0"/>
-          <w:sz w:val="24"/>
-        </w:rPr>
-        <w:t>— desktop Git client (Electron + simple-git) with commit graph and visual staging.</w:t>
-      </w:r>
-    </w:p>
-    <w:p>
-      <w:pPr>
-        <w:pStyle w:val="ListBullet"/>
-        <w:spacing w:line="360" w:lineRule="auto" w:after="40"/>
-        <w:ind w:left="425"/>
-        <w:jc w:val="both"/>
-      </w:pPr>
-      <w:r>
-        <w:rPr>
-          <w:b/>
-          <w:sz w:val="24"/>
-        </w:rPr>
-        <w:t xml:space="preserve">terminal-animado </w:t>
-      </w:r>
-      <w:r>
-        <w:rPr>
-          <w:b w:val="0"/>
-          <w:sz w:val="24"/>
-        </w:rPr>
-        <w:t>— published VS Code extension; animations optimized through real CPU measurements (62% → ~1% of a core by moving everything to GPU-composited transform/opacity).</w:t>
-      </w:r>
-    </w:p>
-    <w:p>
-      <w:pPr>
-        <w:pStyle w:val="ListBullet"/>
-        <w:spacing w:line="360" w:lineRule="auto" w:after="40"/>
-        <w:ind w:left="425"/>
-        <w:jc w:val="both"/>
-      </w:pPr>
-      <w:r>
-        <w:rPr>
-          <w:b/>
-          <w:sz w:val="24"/>
-        </w:rPr>
-        <w:t xml:space="preserve">Health observatory </w:t>
-      </w:r>
-      <w:r>
-        <w:rPr>
-          <w:b w:val="0"/>
-          <w:sz w:val="24"/>
-        </w:rPr>
-        <w:t>— public data pipeline over DATASUS (SIM/SINASC/SIH/CNES): Python + DuckDB/Parquet, decoding of the proprietary .DBC format and epidemiological SQL analyses.</w:t>
-      </w:r>
-    </w:p>
-    <w:p>
-      <w:pPr>
-        <w:spacing w:before="280" w:after="80" w:line="240" w:lineRule="auto"/>
-        <w:jc w:val="left"/>
-        <w:pBdr>
-          <w:bottom w:val="single" w:sz="6" w:space="2" w:color="1D4ED8"/>
-        </w:pBdr>
-      </w:pPr>
-      <w:r>
-        <w:rPr>
+          <w:rFonts w:ascii="Times New Roman" w:hAnsi="Times New Roman"/>
           <w:b/>
           <w:color w:val="1D4ED8"/>
           <w:sz w:val="24"/>
@@ -931,190 +613,62 @@
     </w:p>
     <w:p>
       <w:pPr>
-        <w:pStyle w:val="ListBullet"/>
-        <w:spacing w:line="360" w:lineRule="auto" w:after="40"/>
-        <w:ind w:left="425"/>
+        <w:keepNext w:val="0"/>
+        <w:widowControl/>
+        <w:spacing w:line="360" w:lineRule="auto" w:before="0" w:after="40"/>
         <w:jc w:val="both"/>
       </w:pPr>
       <w:r>
         <w:rPr>
-          <w:b/>
-          <w:sz w:val="24"/>
-        </w:rPr>
-        <w:t xml:space="preserve">Languages: </w:t>
-      </w:r>
-      <w:r>
-        <w:rPr>
+          <w:rFonts w:ascii="Times New Roman" w:hAnsi="Times New Roman"/>
           <w:b w:val="0"/>
           <w:sz w:val="24"/>
         </w:rPr>
-        <w:t>Java (advanced) · TypeScript/JavaScript · Python · SQL · Go · Dart</w:t>
+        <w:t>Backend: Java (advanced) with Spring Boot 2/3, Spring Cloud (Gateway, Eureka, OpenFeign) and Spring Security (JWT, OAuth2); Python (FastAPI, Django REST); Node.js (Express, WebSockets); Go and Dart. Concepts: microservices, modular monoliths, domain events, messaging (RabbitMQ) and asynchronous processing, REST APIs, JPA/Hibernate.</w:t>
       </w:r>
     </w:p>
     <w:p>
       <w:pPr>
-        <w:pStyle w:val="ListBullet"/>
-        <w:spacing w:line="360" w:lineRule="auto" w:after="40"/>
-        <w:ind w:left="425"/>
+        <w:keepNext w:val="0"/>
+        <w:widowControl/>
+        <w:spacing w:line="360" w:lineRule="auto" w:before="0" w:after="40"/>
         <w:jc w:val="both"/>
       </w:pPr>
       <w:r>
         <w:rPr>
-          <w:b/>
-          <w:sz w:val="24"/>
-        </w:rPr>
-        <w:t xml:space="preserve">Backend: </w:t>
-      </w:r>
-      <w:r>
-        <w:rPr>
+          <w:rFonts w:ascii="Times New Roman" w:hAnsi="Times New Roman"/>
           <w:b w:val="0"/>
           <w:sz w:val="24"/>
         </w:rPr>
-        <w:t>Spring Boot 2/3 · Spring Cloud (Gateway, Eureka, OpenFeign) · Spring Security (JWT, OAuth2) · REST APIs · JPA/Hibernate · FastAPI · Django REST · Node/Express · Socket.IO/WebSocket</w:t>
+        <w:t>Frontend and data: Angular 17–22 (PrimeNG, TailwindCSS, RxJS, SSR), Vue 3, Electron, Flutter and Capacitor; PostgreSQL (PostGIS), Oracle, SQL Server and DuckDB, with data modeling, query optimization and versioned migrations (Flyway).</w:t>
       </w:r>
     </w:p>
     <w:p>
       <w:pPr>
-        <w:pStyle w:val="ListBullet"/>
-        <w:spacing w:line="360" w:lineRule="auto" w:after="40"/>
-        <w:ind w:left="425"/>
+        <w:keepNext w:val="0"/>
+        <w:widowControl/>
+        <w:spacing w:line="360" w:lineRule="auto" w:before="0" w:after="40"/>
         <w:jc w:val="both"/>
       </w:pPr>
       <w:r>
         <w:rPr>
-          <w:b/>
-          <w:sz w:val="24"/>
-        </w:rPr>
-        <w:t xml:space="preserve">Messaging &amp; async: </w:t>
-      </w:r>
-      <w:r>
-        <w:rPr>
+          <w:rFonts w:ascii="Times New Roman" w:hAnsi="Times New Roman"/>
           <w:b w:val="0"/>
           <w:sz w:val="24"/>
         </w:rPr>
-        <w:t>RabbitMQ · Spring domain events · polling-based task queues · @Scheduled/cron · virtual threads (Java 21)</w:t>
+        <w:t>Infrastructure, quality and AI: Docker/Compose, GitHub Actions, Linux/VPS, Nginx, Cloudflare Tunnel and Prometheus; JUnit, Testcontainers, Playwright and Vitest; LLM integration (Anthropic, OpenAI, Gemini) with structured output and RPA with Selenium.</w:t>
       </w:r>
     </w:p>
     <w:p>
       <w:pPr>
-        <w:pStyle w:val="ListBullet"/>
-        <w:spacing w:line="360" w:lineRule="auto" w:after="40"/>
-        <w:ind w:left="425"/>
-        <w:jc w:val="both"/>
+        <w:keepNext/>
+        <w:widowControl/>
+        <w:spacing w:line="240" w:lineRule="auto" w:before="100" w:after="40"/>
+        <w:jc w:val="left"/>
       </w:pPr>
       <w:r>
         <w:rPr>
-          <w:b/>
-          <w:sz w:val="24"/>
-        </w:rPr>
-        <w:t xml:space="preserve">Frontend: </w:t>
-      </w:r>
-      <w:r>
-        <w:rPr>
-          <w:b w:val="0"/>
-          <w:sz w:val="24"/>
-        </w:rPr>
-        <w:t>Angular 17–22 (PrimeNG, TailwindCSS, RxJS, SSR) · Vue 3 · Electron · Flutter · Capacitor</w:t>
-      </w:r>
-    </w:p>
-    <w:p>
-      <w:pPr>
-        <w:pStyle w:val="ListBullet"/>
-        <w:spacing w:line="360" w:lineRule="auto" w:after="40"/>
-        <w:ind w:left="425"/>
-        <w:jc w:val="both"/>
-      </w:pPr>
-      <w:r>
-        <w:rPr>
-          <w:b/>
-          <w:sz w:val="24"/>
-        </w:rPr>
-        <w:t xml:space="preserve">Databases: </w:t>
-      </w:r>
-      <w:r>
-        <w:rPr>
-          <w:b w:val="0"/>
-          <w:sz w:val="24"/>
-        </w:rPr>
-        <w:t>PostgreSQL (+ PostGIS) · Oracle · SQL Server · data modeling and query optimization · Flyway · DuckDB/Parquet</w:t>
-      </w:r>
-    </w:p>
-    <w:p>
-      <w:pPr>
-        <w:pStyle w:val="ListBullet"/>
-        <w:spacing w:line="360" w:lineRule="auto" w:after="40"/>
-        <w:ind w:left="425"/>
-        <w:jc w:val="both"/>
-      </w:pPr>
-      <w:r>
-        <w:rPr>
-          <w:b/>
-          <w:sz w:val="24"/>
-        </w:rPr>
-        <w:t xml:space="preserve">DevOps &amp; Infra: </w:t>
-      </w:r>
-      <w:r>
-        <w:rPr>
-          <w:b w:val="0"/>
-          <w:sz w:val="24"/>
-        </w:rPr>
-        <w:t>Docker/Compose · GitHub Actions · GHCR · Watchtower · Cloudflare Tunnel · Nginx · Linux/VPS · Vercel · Azure Static Web Apps · Prometheus/Actuator</w:t>
-      </w:r>
-    </w:p>
-    <w:p>
-      <w:pPr>
-        <w:pStyle w:val="ListBullet"/>
-        <w:spacing w:line="360" w:lineRule="auto" w:after="40"/>
-        <w:ind w:left="425"/>
-        <w:jc w:val="both"/>
-      </w:pPr>
-      <w:r>
-        <w:rPr>
-          <w:b/>
-          <w:sz w:val="24"/>
-        </w:rPr>
-        <w:t xml:space="preserve">Testing: </w:t>
-      </w:r>
-      <w:r>
-        <w:rPr>
-          <w:b w:val="0"/>
-          <w:sz w:val="24"/>
-        </w:rPr>
-        <w:t>JUnit · Testcontainers · Playwright (e2e) · Vitest · differential and load testing</w:t>
-      </w:r>
-    </w:p>
-    <w:p>
-      <w:pPr>
-        <w:pStyle w:val="ListBullet"/>
-        <w:spacing w:line="360" w:lineRule="auto" w:after="40"/>
-        <w:ind w:left="425"/>
-        <w:jc w:val="both"/>
-      </w:pPr>
-      <w:r>
-        <w:rPr>
-          <w:b/>
-          <w:sz w:val="24"/>
-        </w:rPr>
-        <w:t xml:space="preserve">Applied AI: </w:t>
-      </w:r>
-      <w:r>
-        <w:rPr>
-          <w:b w:val="0"/>
-          <w:sz w:val="24"/>
-        </w:rPr>
-        <w:t>LLM integration (Anthropic, OpenAI, Gemini) with structured output · RPA (Selenium) · AI as a pair programmer (Claude, KIMI)</w:t>
-      </w:r>
-    </w:p>
-    <w:p>
-      <w:pPr>
-        <w:spacing w:before="280" w:after="80" w:line="240" w:lineRule="auto"/>
-        <w:jc w:val="left"/>
-        <w:pBdr>
-          <w:bottom w:val="single" w:sz="6" w:space="2" w:color="1D4ED8"/>
-        </w:pBdr>
-      </w:pPr>
-      <w:r>
-        <w:rPr>
+          <w:rFonts w:ascii="Times New Roman" w:hAnsi="Times New Roman"/>
           <w:b/>
           <w:color w:val="1D4ED8"/>
           <w:sz w:val="24"/>
@@ -1124,33 +678,30 @@
     </w:p>
     <w:p>
       <w:pPr>
-        <w:spacing w:after="80"/>
+        <w:keepNext w:val="0"/>
+        <w:widowControl/>
+        <w:spacing w:line="360" w:lineRule="auto" w:before="0" w:after="40"/>
+        <w:jc w:val="both"/>
       </w:pPr>
       <w:r>
         <w:rPr>
-          <w:b/>
-          <w:sz w:val="24"/>
-        </w:rPr>
-        <w:t xml:space="preserve">Computer Engineering </w:t>
-      </w:r>
-      <w:r>
-        <w:rPr>
+          <w:rFonts w:ascii="Times New Roman" w:hAnsi="Times New Roman"/>
           <w:b w:val="0"/>
           <w:sz w:val="24"/>
         </w:rPr>
-        <w:t>— Escola de Engenharia de Piracicaba (EEP), Brazil · expected graduation: Dec 2026 (evening program).</w:t>
+        <w:t>Computer Engineering · Escola de Engenharia de Piracicaba (EEP) · expected graduation: Dec 2026 (evening program).</w:t>
       </w:r>
     </w:p>
     <w:p>
       <w:pPr>
-        <w:spacing w:before="280" w:after="80" w:line="240" w:lineRule="auto"/>
+        <w:keepNext/>
+        <w:widowControl/>
+        <w:spacing w:line="240" w:lineRule="auto" w:before="100" w:after="40"/>
         <w:jc w:val="left"/>
-        <w:pBdr>
-          <w:bottom w:val="single" w:sz="6" w:space="2" w:color="1D4ED8"/>
-        </w:pBdr>
       </w:pPr>
       <w:r>
         <w:rPr>
+          <w:rFonts w:ascii="Times New Roman" w:hAnsi="Times New Roman"/>
           <w:b/>
           <w:color w:val="1D4ED8"/>
           <w:sz w:val="24"/>
@@ -1160,39 +711,22 @@
     </w:p>
     <w:p>
       <w:pPr>
-        <w:spacing w:after="80"/>
+        <w:keepNext w:val="0"/>
+        <w:widowControl/>
+        <w:spacing w:line="360" w:lineRule="auto" w:before="0" w:after="40"/>
+        <w:jc w:val="both"/>
       </w:pPr>
       <w:r>
         <w:rPr>
-          <w:b/>
-          <w:sz w:val="24"/>
-        </w:rPr>
-        <w:t xml:space="preserve">Portuguese </w:t>
-      </w:r>
-      <w:r>
-        <w:rPr>
+          <w:rFonts w:ascii="Times New Roman" w:hAnsi="Times New Roman"/>
           <w:b w:val="0"/>
           <w:sz w:val="24"/>
         </w:rPr>
-        <w:t xml:space="preserve">— native.   </w:t>
-      </w:r>
-      <w:r>
-        <w:rPr>
-          <w:b/>
-          <w:sz w:val="24"/>
-        </w:rPr>
-        <w:t xml:space="preserve">English </w:t>
-      </w:r>
-      <w:r>
-        <w:rPr>
-          <w:b w:val="0"/>
-          <w:sz w:val="24"/>
-        </w:rPr>
-        <w:t>— advanced (Red Balloon, Cultura Inglesa and Wise Up courses; hands-on experience traveling in the US).</w:t>
+        <w:t>Portuguese native. English advanced (Red Balloon, Cultura Inglesa and Wise Up).</w:t>
       </w:r>
     </w:p>
     <w:sectPr>
-      <w:pgSz w:w="11906" w:h="16838"/>
+      <w:pgSz w:w="12240" w:h="15840"/>
       <w:pgMar w:top="1701" w:right="1134" w:bottom="1134" w:left="1701" w:header="720" w:footer="720" w:gutter="0"/>
       <w:cols w:space="720"/>
       <w:docGrid w:linePitch="360"/>
@@ -1564,10 +1098,6 @@
     <w:name w:val="Normal"/>
     <w:qFormat/>
     <w:rsid w:val="00FC693F"/>
-    <w:pPr>
-      <w:spacing w:line="360" w:lineRule="auto" w:after="0"/>
-      <w:jc w:val="both"/>
-    </w:pPr>
     <w:rPr>
       <w:rFonts w:ascii="Times New Roman" w:hAnsi="Times New Roman"/>
       <w:sz w:val="24"/>

--- a/CurricullumZem_EN.docx
+++ b/CurricullumZem_EN.docx
@@ -117,7 +117,7 @@
       <w:pPr>
         <w:keepNext/>
         <w:widowControl/>
-        <w:spacing w:line="240" w:lineRule="auto" w:before="100" w:after="40"/>
+        <w:spacing w:line="240" w:lineRule="auto" w:before="360" w:after="120"/>
         <w:jc w:val="left"/>
       </w:pPr>
       <w:r>
@@ -134,7 +134,8 @@
       <w:pPr>
         <w:keepNext w:val="0"/>
         <w:widowControl/>
-        <w:spacing w:line="360" w:lineRule="auto" w:before="0" w:after="40"/>
+        <w:spacing w:line="360" w:lineRule="auto" w:before="0" w:after="0"/>
+        <w:ind w:firstLine="709"/>
         <w:jc w:val="both"/>
       </w:pPr>
       <w:r>
@@ -150,7 +151,7 @@
       <w:pPr>
         <w:keepNext/>
         <w:widowControl/>
-        <w:spacing w:line="240" w:lineRule="auto" w:before="100" w:after="40"/>
+        <w:spacing w:line="240" w:lineRule="auto" w:before="360" w:after="120"/>
         <w:jc w:val="left"/>
       </w:pPr>
       <w:r>
@@ -167,7 +168,8 @@
       <w:pPr>
         <w:keepNext w:val="0"/>
         <w:widowControl/>
-        <w:spacing w:line="360" w:lineRule="auto" w:before="0" w:after="40"/>
+        <w:spacing w:line="360" w:lineRule="auto" w:before="0" w:after="0"/>
+        <w:ind w:firstLine="709"/>
         <w:jc w:val="both"/>
       </w:pPr>
       <w:r>
@@ -183,7 +185,7 @@
       <w:pPr>
         <w:keepNext/>
         <w:widowControl/>
-        <w:spacing w:line="240" w:lineRule="auto" w:before="100" w:after="40"/>
+        <w:spacing w:line="240" w:lineRule="auto" w:before="360" w:after="120"/>
         <w:jc w:val="left"/>
       </w:pPr>
       <w:r>
@@ -200,7 +202,8 @@
       <w:pPr>
         <w:keepNext w:val="0"/>
         <w:widowControl/>
-        <w:spacing w:line="360" w:lineRule="auto" w:before="0" w:after="40"/>
+        <w:spacing w:line="360" w:lineRule="auto" w:before="0" w:after="0"/>
+        <w:ind w:firstLine="709"/>
         <w:jc w:val="both"/>
       </w:pPr>
       <w:r>
@@ -216,7 +219,8 @@
       <w:pPr>
         <w:keepNext w:val="0"/>
         <w:widowControl/>
-        <w:spacing w:line="360" w:lineRule="auto" w:before="0" w:after="40"/>
+        <w:spacing w:line="360" w:lineRule="auto" w:before="0" w:after="0"/>
+        <w:ind w:firstLine="709"/>
         <w:jc w:val="both"/>
       </w:pPr>
       <w:r>
@@ -232,7 +236,7 @@
       <w:pPr>
         <w:keepNext/>
         <w:widowControl/>
-        <w:spacing w:line="240" w:lineRule="auto" w:before="100" w:after="40"/>
+        <w:spacing w:line="240" w:lineRule="auto" w:before="360" w:after="120"/>
         <w:jc w:val="left"/>
       </w:pPr>
       <w:r>
@@ -249,7 +253,7 @@
       <w:pPr>
         <w:keepNext/>
         <w:widowControl/>
-        <w:spacing w:line="240" w:lineRule="auto" w:before="100" w:after="40"/>
+        <w:spacing w:line="240" w:lineRule="auto" w:before="240" w:after="80"/>
         <w:jc w:val="left"/>
       </w:pPr>
       <w:r>
@@ -265,7 +269,8 @@
       <w:pPr>
         <w:keepNext w:val="0"/>
         <w:widowControl/>
-        <w:spacing w:line="360" w:lineRule="auto" w:before="0" w:after="40"/>
+        <w:spacing w:line="360" w:lineRule="auto" w:before="0" w:after="0"/>
+        <w:ind w:firstLine="709"/>
         <w:jc w:val="both"/>
       </w:pPr>
       <w:r>
@@ -281,7 +286,8 @@
       <w:pPr>
         <w:keepNext w:val="0"/>
         <w:widowControl/>
-        <w:spacing w:line="360" w:lineRule="auto" w:before="0" w:after="40"/>
+        <w:spacing w:line="360" w:lineRule="auto" w:before="0" w:after="0"/>
+        <w:ind w:firstLine="709"/>
         <w:jc w:val="both"/>
       </w:pPr>
       <w:r>
@@ -297,7 +303,8 @@
       <w:pPr>
         <w:keepNext w:val="0"/>
         <w:widowControl/>
-        <w:spacing w:line="360" w:lineRule="auto" w:before="0" w:after="40"/>
+        <w:spacing w:line="360" w:lineRule="auto" w:before="0" w:after="0"/>
+        <w:ind w:firstLine="709"/>
         <w:jc w:val="both"/>
       </w:pPr>
       <w:r>
@@ -313,7 +320,7 @@
       <w:pPr>
         <w:keepNext/>
         <w:widowControl/>
-        <w:spacing w:line="240" w:lineRule="auto" w:before="100" w:after="40"/>
+        <w:spacing w:line="240" w:lineRule="auto" w:before="240" w:after="80"/>
         <w:jc w:val="left"/>
       </w:pPr>
       <w:r>
@@ -329,7 +336,8 @@
       <w:pPr>
         <w:keepNext w:val="0"/>
         <w:widowControl/>
-        <w:spacing w:line="360" w:lineRule="auto" w:before="0" w:after="40"/>
+        <w:spacing w:line="360" w:lineRule="auto" w:before="0" w:after="0"/>
+        <w:ind w:firstLine="709"/>
         <w:jc w:val="both"/>
       </w:pPr>
       <w:r>
@@ -345,7 +353,7 @@
       <w:pPr>
         <w:keepNext/>
         <w:widowControl/>
-        <w:spacing w:line="240" w:lineRule="auto" w:before="100" w:after="40"/>
+        <w:spacing w:line="240" w:lineRule="auto" w:before="240" w:after="80"/>
         <w:jc w:val="left"/>
       </w:pPr>
       <w:r>
@@ -361,7 +369,8 @@
       <w:pPr>
         <w:keepNext w:val="0"/>
         <w:widowControl/>
-        <w:spacing w:line="360" w:lineRule="auto" w:before="0" w:after="40"/>
+        <w:spacing w:line="360" w:lineRule="auto" w:before="0" w:after="0"/>
+        <w:ind w:firstLine="709"/>
         <w:jc w:val="both"/>
       </w:pPr>
       <w:r>
@@ -377,7 +386,7 @@
       <w:pPr>
         <w:keepNext/>
         <w:widowControl/>
-        <w:spacing w:line="240" w:lineRule="auto" w:before="100" w:after="40"/>
+        <w:spacing w:line="240" w:lineRule="auto" w:before="360" w:after="120"/>
         <w:jc w:val="left"/>
       </w:pPr>
       <w:r>
@@ -394,7 +403,8 @@
       <w:pPr>
         <w:keepNext w:val="0"/>
         <w:widowControl/>
-        <w:spacing w:line="360" w:lineRule="auto" w:before="0" w:after="40"/>
+        <w:spacing w:line="360" w:lineRule="auto" w:before="0" w:after="0"/>
+        <w:ind w:firstLine="709"/>
         <w:jc w:val="both"/>
       </w:pPr>
       <w:r>
@@ -454,7 +464,8 @@
       <w:pPr>
         <w:keepNext w:val="0"/>
         <w:widowControl/>
-        <w:spacing w:line="360" w:lineRule="auto" w:before="0" w:after="40"/>
+        <w:spacing w:line="360" w:lineRule="auto" w:before="0" w:after="0"/>
+        <w:ind w:firstLine="709"/>
         <w:jc w:val="both"/>
       </w:pPr>
       <w:r>
@@ -470,7 +481,7 @@
       <w:pPr>
         <w:keepNext/>
         <w:widowControl/>
-        <w:spacing w:line="240" w:lineRule="auto" w:before="100" w:after="40"/>
+        <w:spacing w:line="240" w:lineRule="auto" w:before="240" w:after="80"/>
         <w:jc w:val="left"/>
       </w:pPr>
       <w:r>
@@ -486,7 +497,8 @@
       <w:pPr>
         <w:keepNext w:val="0"/>
         <w:widowControl/>
-        <w:spacing w:line="360" w:lineRule="auto" w:before="0" w:after="40"/>
+        <w:spacing w:line="360" w:lineRule="auto" w:before="0" w:after="0"/>
+        <w:ind w:firstLine="709"/>
         <w:jc w:val="both"/>
       </w:pPr>
       <w:r>
@@ -502,7 +514,7 @@
       <w:pPr>
         <w:keepNext/>
         <w:widowControl/>
-        <w:spacing w:line="240" w:lineRule="auto" w:before="100" w:after="40"/>
+        <w:spacing w:line="240" w:lineRule="auto" w:before="240" w:after="80"/>
         <w:jc w:val="left"/>
       </w:pPr>
       <w:r>
@@ -518,7 +530,8 @@
       <w:pPr>
         <w:keepNext w:val="0"/>
         <w:widowControl/>
-        <w:spacing w:line="360" w:lineRule="auto" w:before="0" w:after="40"/>
+        <w:spacing w:line="360" w:lineRule="auto" w:before="0" w:after="0"/>
+        <w:ind w:firstLine="709"/>
         <w:jc w:val="both"/>
       </w:pPr>
       <w:r>
@@ -534,7 +547,7 @@
       <w:pPr>
         <w:keepNext/>
         <w:widowControl/>
-        <w:spacing w:line="240" w:lineRule="auto" w:before="100" w:after="40"/>
+        <w:spacing w:line="240" w:lineRule="auto" w:before="240" w:after="80"/>
         <w:jc w:val="left"/>
       </w:pPr>
       <w:r>
@@ -550,7 +563,8 @@
       <w:pPr>
         <w:keepNext w:val="0"/>
         <w:widowControl/>
-        <w:spacing w:line="360" w:lineRule="auto" w:before="0" w:after="40"/>
+        <w:spacing w:line="360" w:lineRule="auto" w:before="0" w:after="0"/>
+        <w:ind w:firstLine="709"/>
         <w:jc w:val="both"/>
       </w:pPr>
       <w:r>
@@ -566,7 +580,7 @@
       <w:pPr>
         <w:keepNext/>
         <w:widowControl/>
-        <w:spacing w:line="240" w:lineRule="auto" w:before="100" w:after="40"/>
+        <w:spacing w:line="240" w:lineRule="auto" w:before="240" w:after="80"/>
         <w:jc w:val="left"/>
       </w:pPr>
       <w:r>
@@ -582,7 +596,8 @@
       <w:pPr>
         <w:keepNext w:val="0"/>
         <w:widowControl/>
-        <w:spacing w:line="360" w:lineRule="auto" w:before="0" w:after="40"/>
+        <w:spacing w:line="360" w:lineRule="auto" w:before="0" w:after="0"/>
+        <w:ind w:firstLine="709"/>
         <w:jc w:val="both"/>
       </w:pPr>
       <w:r>
@@ -598,7 +613,7 @@
       <w:pPr>
         <w:keepNext/>
         <w:widowControl/>
-        <w:spacing w:line="240" w:lineRule="auto" w:before="100" w:after="40"/>
+        <w:spacing w:line="240" w:lineRule="auto" w:before="360" w:after="120"/>
         <w:jc w:val="left"/>
       </w:pPr>
       <w:r>
@@ -615,7 +630,8 @@
       <w:pPr>
         <w:keepNext w:val="0"/>
         <w:widowControl/>
-        <w:spacing w:line="360" w:lineRule="auto" w:before="0" w:after="40"/>
+        <w:spacing w:line="360" w:lineRule="auto" w:before="0" w:after="0"/>
+        <w:ind w:firstLine="709"/>
         <w:jc w:val="both"/>
       </w:pPr>
       <w:r>
@@ -631,7 +647,8 @@
       <w:pPr>
         <w:keepNext w:val="0"/>
         <w:widowControl/>
-        <w:spacing w:line="360" w:lineRule="auto" w:before="0" w:after="40"/>
+        <w:spacing w:line="360" w:lineRule="auto" w:before="0" w:after="0"/>
+        <w:ind w:firstLine="709"/>
         <w:jc w:val="both"/>
       </w:pPr>
       <w:r>
@@ -647,7 +664,8 @@
       <w:pPr>
         <w:keepNext w:val="0"/>
         <w:widowControl/>
-        <w:spacing w:line="360" w:lineRule="auto" w:before="0" w:after="40"/>
+        <w:spacing w:line="360" w:lineRule="auto" w:before="0" w:after="0"/>
+        <w:ind w:firstLine="709"/>
         <w:jc w:val="both"/>
       </w:pPr>
       <w:r>
@@ -663,7 +681,7 @@
       <w:pPr>
         <w:keepNext/>
         <w:widowControl/>
-        <w:spacing w:line="240" w:lineRule="auto" w:before="100" w:after="40"/>
+        <w:spacing w:line="240" w:lineRule="auto" w:before="360" w:after="120"/>
         <w:jc w:val="left"/>
       </w:pPr>
       <w:r>
@@ -680,7 +698,8 @@
       <w:pPr>
         <w:keepNext w:val="0"/>
         <w:widowControl/>
-        <w:spacing w:line="360" w:lineRule="auto" w:before="0" w:after="40"/>
+        <w:spacing w:line="360" w:lineRule="auto" w:before="0" w:after="0"/>
+        <w:ind w:firstLine="709"/>
         <w:jc w:val="both"/>
       </w:pPr>
       <w:r>
@@ -696,7 +715,7 @@
       <w:pPr>
         <w:keepNext/>
         <w:widowControl/>
-        <w:spacing w:line="240" w:lineRule="auto" w:before="100" w:after="40"/>
+        <w:spacing w:line="240" w:lineRule="auto" w:before="360" w:after="120"/>
         <w:jc w:val="left"/>
       </w:pPr>
       <w:r>
@@ -713,7 +732,8 @@
       <w:pPr>
         <w:keepNext w:val="0"/>
         <w:widowControl/>
-        <w:spacing w:line="360" w:lineRule="auto" w:before="0" w:after="40"/>
+        <w:spacing w:line="360" w:lineRule="auto" w:before="0" w:after="0"/>
+        <w:ind w:firstLine="709"/>
         <w:jc w:val="both"/>
       </w:pPr>
       <w:r>
